--- a/zht/docx/045.content.docx
+++ b/zht/docx/045.content.docx
@@ -19,7 +19,7 @@
         <w:rPr>
           <w:lang w:val="zh_TW" w:bidi="zh_TW"/>
         </w:rPr>
-        <w:t>Resource: Tyndale Open Study Notes</w:t>
+        <w:t>Resource: Aquifer Open Study Notes (Profiles)</w:t>
       </w:r>
       <w:r>
         <w:rPr>
@@ -112,7 +112,7 @@
         <w:rPr>
           <w:lang w:val="zh_TW" w:bidi="zh_TW"/>
         </w:rPr>
-        <w:t>Tyndale Open Study Notes</w:t>
+        <w:t>Aquifer Open Study Notes (Profiles)</w:t>
       </w:r>
     </w:p>
     <w:p>

--- a/zht/docx/045.content.docx
+++ b/zht/docx/045.content.docx
@@ -301,72 +301,48 @@
         </w:rPr>
         <w:t>巴拿巴和保羅在他們的第一次宣教旅程中，帶著馬可作為助手。然而，馬可在旅程結束前即離開他們，並返回耶路撒冷（</w:t>
       </w:r>
-      <w:hyperlink r:id="rId13">
-        <w:r>
-          <w:rPr>
-            <w:lang w:val="zh_TW" w:bidi="zh_TW"/>
-          </w:rPr>
-          <w:rPr>
-            <w:color w:val="0000EE"/>
-            <w:u w:val="single"/>
-          </w:rPr>
-          <w:t>徒12:25</w:t>
-        </w:r>
-      </w:hyperlink>
+      <w:r>
+        <w:rPr>
+          <w:lang w:val="zh_TW" w:bidi="zh_TW"/>
+        </w:rPr>
+        <w:t>徒12:25</w:t>
+      </w:r>
       <w:r>
         <w:rPr>
           <w:lang w:val="zh_TW" w:bidi="zh_TW"/>
         </w:rPr>
         <w:t>，</w:t>
       </w:r>
-      <w:hyperlink r:id="rId14">
-        <w:r>
-          <w:rPr>
-            <w:lang w:val="zh_TW" w:bidi="zh_TW"/>
-          </w:rPr>
-          <w:rPr>
-            <w:color w:val="0000EE"/>
-            <w:u w:val="single"/>
-          </w:rPr>
-          <w:t>13:4–5</w:t>
-        </w:r>
-      </w:hyperlink>
+      <w:r>
+        <w:rPr>
+          <w:lang w:val="zh_TW" w:bidi="zh_TW"/>
+        </w:rPr>
+        <w:t>13:4–5</w:t>
+      </w:r>
       <w:r>
         <w:rPr>
           <w:lang w:val="zh_TW" w:bidi="zh_TW"/>
         </w:rPr>
         <w:t>、</w:t>
       </w:r>
-      <w:hyperlink r:id="rId15">
-        <w:r>
-          <w:rPr>
-            <w:lang w:val="zh_TW" w:bidi="zh_TW"/>
-          </w:rPr>
-          <w:rPr>
-            <w:color w:val="0000EE"/>
-            <w:u w:val="single"/>
-          </w:rPr>
-          <w:t>13</w:t>
-        </w:r>
-      </w:hyperlink>
+      <w:r>
+        <w:rPr>
+          <w:lang w:val="zh_TW" w:bidi="zh_TW"/>
+        </w:rPr>
+        <w:t>13</w:t>
+      </w:r>
       <w:r>
         <w:rPr>
           <w:lang w:val="zh_TW" w:bidi="zh_TW"/>
         </w:rPr>
         <w:t>）。因此，當巴拿巴想在第二次旅程中帶上馬可時，保羅便拒絕了。這個分歧使得團隊分裂：巴拿巴帶著他的表弟馬可，而保羅則選擇了西拉。兩對搭檔分道揚鑣（</w:t>
       </w:r>
-      <w:hyperlink r:id="rId16">
-        <w:r>
-          <w:rPr>
-            <w:lang w:val="zh_TW" w:bidi="zh_TW"/>
-          </w:rPr>
-          <w:rPr>
-            <w:color w:val="0000EE"/>
-            <w:u w:val="single"/>
-          </w:rPr>
-          <w:t>徒15:36–41</w:t>
-        </w:r>
-      </w:hyperlink>
+      <w:r>
+        <w:rPr>
+          <w:lang w:val="zh_TW" w:bidi="zh_TW"/>
+        </w:rPr>
+        <w:t>徒15:36–41</w:t>
+      </w:r>
       <w:r>
         <w:rPr>
           <w:lang w:val="zh_TW" w:bidi="zh_TW"/>
@@ -387,54 +363,36 @@
         </w:rPr>
         <w:t>後來，保羅和馬可和解，馬可也再次成為他的助手。在歌羅西書中，保羅稱馬可為同工，並暗示他將會派馬可去拜訪歌羅西的教會（</w:t>
       </w:r>
-      <w:hyperlink r:id="rId17">
-        <w:r>
-          <w:rPr>
-            <w:lang w:val="zh_TW" w:bidi="zh_TW"/>
-          </w:rPr>
-          <w:rPr>
-            <w:color w:val="0000EE"/>
-            <w:u w:val="single"/>
-          </w:rPr>
-          <w:t>西4:10</w:t>
-        </w:r>
-      </w:hyperlink>
+      <w:r>
+        <w:rPr>
+          <w:lang w:val="zh_TW" w:bidi="zh_TW"/>
+        </w:rPr>
+        <w:t>西4:10</w:t>
+      </w:r>
       <w:r>
         <w:rPr>
           <w:lang w:val="zh_TW" w:bidi="zh_TW"/>
         </w:rPr>
         <w:t>；另見</w:t>
       </w:r>
-      <w:hyperlink r:id="rId18">
-        <w:r>
-          <w:rPr>
-            <w:lang w:val="zh_TW" w:bidi="zh_TW"/>
-          </w:rPr>
-          <w:rPr>
-            <w:color w:val="0000EE"/>
-            <w:u w:val="single"/>
-          </w:rPr>
-          <w:t>門1:24</w:t>
-        </w:r>
-      </w:hyperlink>
+      <w:r>
+        <w:rPr>
+          <w:lang w:val="zh_TW" w:bidi="zh_TW"/>
+        </w:rPr>
+        <w:t>門1:24</w:t>
+      </w:r>
       <w:r>
         <w:rPr>
           <w:lang w:val="zh_TW" w:bidi="zh_TW"/>
         </w:rPr>
         <w:t>）。之後，當保羅在羅馬的監獄中等待處決時，他甚至要求提摩太將馬可帶來，因為他相信馬可對他的事工有所幫助（</w:t>
       </w:r>
-      <w:hyperlink r:id="rId19">
-        <w:r>
-          <w:rPr>
-            <w:lang w:val="zh_TW" w:bidi="zh_TW"/>
-          </w:rPr>
-          <w:rPr>
-            <w:color w:val="0000EE"/>
-            <w:u w:val="single"/>
-          </w:rPr>
-          <w:t>提後4:11</w:t>
-        </w:r>
-      </w:hyperlink>
+      <w:r>
+        <w:rPr>
+          <w:lang w:val="zh_TW" w:bidi="zh_TW"/>
+        </w:rPr>
+        <w:t>提後4:11</w:t>
+      </w:r>
       <w:r>
         <w:rPr>
           <w:lang w:val="zh_TW" w:bidi="zh_TW"/>
@@ -455,18 +413,12 @@
         </w:rPr>
         <w:t>馬可很可能在彼得晚年時，協助他在意大利的宣教工作。在彼得的一封書信中，他親切地稱馬可為與他同在的「兒子」（</w:t>
       </w:r>
-      <w:hyperlink r:id="rId20">
-        <w:r>
-          <w:rPr>
-            <w:lang w:val="zh_TW" w:bidi="zh_TW"/>
-          </w:rPr>
-          <w:rPr>
-            <w:color w:val="0000EE"/>
-            <w:u w:val="single"/>
-          </w:rPr>
-          <w:t>彼前5:13</w:t>
-        </w:r>
-      </w:hyperlink>
+      <w:r>
+        <w:rPr>
+          <w:lang w:val="zh_TW" w:bidi="zh_TW"/>
+        </w:rPr>
+        <w:t>彼前5:13</w:t>
+      </w:r>
       <w:r>
         <w:rPr>
           <w:lang w:val="zh_TW" w:bidi="zh_TW"/>
@@ -524,162 +476,108 @@
           <w:lang w:val="zh_TW" w:bidi="zh_TW"/>
         </w:rPr>
       </w:r>
-      <w:hyperlink r:id="rId21">
-        <w:r>
-          <w:rPr>
-            <w:lang w:val="zh_TW" w:bidi="zh_TW"/>
-          </w:rPr>
-          <w:rPr>
-            <w:color w:val="0000EE"/>
-            <w:u w:val="single"/>
-          </w:rPr>
-          <w:t>徒12:12</w:t>
-        </w:r>
-      </w:hyperlink>
+      <w:r>
+        <w:rPr>
+          <w:lang w:val="zh_TW" w:bidi="zh_TW"/>
+        </w:rPr>
+        <w:t>徒12:12</w:t>
+      </w:r>
       <w:r>
         <w:rPr>
           <w:lang w:val="zh_TW" w:bidi="zh_TW"/>
         </w:rPr>
         <w:t>、</w:t>
       </w:r>
-      <w:hyperlink r:id="rId13">
-        <w:r>
-          <w:rPr>
-            <w:lang w:val="zh_TW" w:bidi="zh_TW"/>
-          </w:rPr>
-          <w:rPr>
-            <w:color w:val="0000EE"/>
-            <w:u w:val="single"/>
-          </w:rPr>
-          <w:t>25</w:t>
-        </w:r>
-      </w:hyperlink>
+      <w:r>
+        <w:rPr>
+          <w:lang w:val="zh_TW" w:bidi="zh_TW"/>
+        </w:rPr>
+        <w:t>25</w:t>
+      </w:r>
       <w:r>
         <w:rPr>
           <w:lang w:val="zh_TW" w:bidi="zh_TW"/>
         </w:rPr>
         <w:t>，</w:t>
       </w:r>
-      <w:hyperlink r:id="rId14">
-        <w:r>
-          <w:rPr>
-            <w:lang w:val="zh_TW" w:bidi="zh_TW"/>
-          </w:rPr>
-          <w:rPr>
-            <w:color w:val="0000EE"/>
-            <w:u w:val="single"/>
-          </w:rPr>
-          <w:t>13:4–5</w:t>
-        </w:r>
-      </w:hyperlink>
+      <w:r>
+        <w:rPr>
+          <w:lang w:val="zh_TW" w:bidi="zh_TW"/>
+        </w:rPr>
+        <w:t>13:4–5</w:t>
+      </w:r>
       <w:r>
         <w:rPr>
           <w:lang w:val="zh_TW" w:bidi="zh_TW"/>
         </w:rPr>
         <w:t>、</w:t>
       </w:r>
-      <w:hyperlink r:id="rId15">
-        <w:r>
-          <w:rPr>
-            <w:lang w:val="zh_TW" w:bidi="zh_TW"/>
-          </w:rPr>
-          <w:rPr>
-            <w:color w:val="0000EE"/>
-            <w:u w:val="single"/>
-          </w:rPr>
-          <w:t>13</w:t>
-        </w:r>
-      </w:hyperlink>
+      <w:r>
+        <w:rPr>
+          <w:lang w:val="zh_TW" w:bidi="zh_TW"/>
+        </w:rPr>
+        <w:t>13</w:t>
+      </w:r>
       <w:r>
         <w:rPr>
           <w:lang w:val="zh_TW" w:bidi="zh_TW"/>
         </w:rPr>
         <w:t>，</w:t>
       </w:r>
-      <w:hyperlink r:id="rId22">
-        <w:r>
-          <w:rPr>
-            <w:lang w:val="zh_TW" w:bidi="zh_TW"/>
-          </w:rPr>
-          <w:rPr>
-            <w:color w:val="0000EE"/>
-            <w:u w:val="single"/>
-          </w:rPr>
-          <w:t>15:36–39</w:t>
-        </w:r>
-      </w:hyperlink>
+      <w:r>
+        <w:rPr>
+          <w:lang w:val="zh_TW" w:bidi="zh_TW"/>
+        </w:rPr>
+        <w:t>15:36–39</w:t>
+      </w:r>
       <w:r>
         <w:rPr>
           <w:lang w:val="zh_TW" w:bidi="zh_TW"/>
         </w:rPr>
         <w:t>；</w:t>
       </w:r>
-      <w:hyperlink r:id="rId17">
-        <w:r>
-          <w:rPr>
-            <w:lang w:val="zh_TW" w:bidi="zh_TW"/>
-          </w:rPr>
-          <w:rPr>
-            <w:color w:val="0000EE"/>
-            <w:u w:val="single"/>
-          </w:rPr>
-          <w:t>西4:10</w:t>
-        </w:r>
-      </w:hyperlink>
+      <w:r>
+        <w:rPr>
+          <w:lang w:val="zh_TW" w:bidi="zh_TW"/>
+        </w:rPr>
+        <w:t>西4:10</w:t>
+      </w:r>
       <w:r>
         <w:rPr>
           <w:lang w:val="zh_TW" w:bidi="zh_TW"/>
         </w:rPr>
         <w:t>；</w:t>
       </w:r>
-      <w:hyperlink r:id="rId19">
-        <w:r>
-          <w:rPr>
-            <w:lang w:val="zh_TW" w:bidi="zh_TW"/>
-          </w:rPr>
-          <w:rPr>
-            <w:color w:val="0000EE"/>
-            <w:u w:val="single"/>
-          </w:rPr>
-          <w:t>提後4:11</w:t>
-        </w:r>
-      </w:hyperlink>
+      <w:r>
+        <w:rPr>
+          <w:lang w:val="zh_TW" w:bidi="zh_TW"/>
+        </w:rPr>
+        <w:t>提後4:11</w:t>
+      </w:r>
       <w:r>
         <w:rPr>
           <w:lang w:val="zh_TW" w:bidi="zh_TW"/>
         </w:rPr>
         <w:t>；</w:t>
       </w:r>
-      <w:hyperlink r:id="rId23">
-        <w:r>
-          <w:rPr>
-            <w:lang w:val="zh_TW" w:bidi="zh_TW"/>
-          </w:rPr>
-          <w:rPr>
-            <w:color w:val="0000EE"/>
-            <w:u w:val="single"/>
-          </w:rPr>
-          <w:t>門1:23–24</w:t>
-        </w:r>
-      </w:hyperlink>
+      <w:r>
+        <w:rPr>
+          <w:lang w:val="zh_TW" w:bidi="zh_TW"/>
+        </w:rPr>
+        <w:t>門1:23–24</w:t>
+      </w:r>
       <w:r>
         <w:rPr>
           <w:lang w:val="zh_TW" w:bidi="zh_TW"/>
         </w:rPr>
         <w:t>；</w:t>
       </w:r>
-      <w:hyperlink r:id="rId20">
-        <w:r>
-          <w:rPr>
-            <w:lang w:val="zh_TW" w:bidi="zh_TW"/>
-          </w:rPr>
-          <w:rPr>
-            <w:color w:val="0000EE"/>
-            <w:u w:val="single"/>
-          </w:rPr>
-          <w:t>彼前5:13</w:t>
-        </w:r>
-      </w:hyperlink>
+      <w:r>
+        <w:rPr>
+          <w:lang w:val="zh_TW" w:bidi="zh_TW"/>
+        </w:rPr>
+        <w:t>彼前5:13</w:t>
+      </w:r>
       <w:r>
         <w:rPr>
           <w:lang w:val="zh_TW" w:bidi="zh_TW"/>
@@ -728,36 +626,24 @@
         </w:rPr>
         <w:t>約拿單是掃羅王的長子。他本應是掃羅之後的繼任王。然而，當神棄絕掃羅並揀選大衛時，約拿單也支持大衛掌權（</w:t>
       </w:r>
-      <w:hyperlink r:id="rId24">
-        <w:r>
-          <w:rPr>
-            <w:lang w:val="zh_TW" w:bidi="zh_TW"/>
-          </w:rPr>
-          <w:rPr>
-            <w:color w:val="0000EE"/>
-            <w:u w:val="single"/>
-          </w:rPr>
-          <w:t>撒上18:1–4</w:t>
-        </w:r>
-      </w:hyperlink>
+      <w:r>
+        <w:rPr>
+          <w:lang w:val="zh_TW" w:bidi="zh_TW"/>
+        </w:rPr>
+        <w:t>撒上18:1–4</w:t>
+      </w:r>
       <w:r>
         <w:rPr>
           <w:lang w:val="zh_TW" w:bidi="zh_TW"/>
         </w:rPr>
         <w:t>；</w:t>
       </w:r>
-      <w:hyperlink r:id="rId25">
-        <w:r>
-          <w:rPr>
-            <w:lang w:val="zh_TW" w:bidi="zh_TW"/>
-          </w:rPr>
-          <w:rPr>
-            <w:color w:val="0000EE"/>
-            <w:u w:val="single"/>
-          </w:rPr>
-          <w:t>19:1–7</w:t>
-        </w:r>
-      </w:hyperlink>
+      <w:r>
+        <w:rPr>
+          <w:lang w:val="zh_TW" w:bidi="zh_TW"/>
+        </w:rPr>
+        <w:t>19:1–7</w:t>
+      </w:r>
       <w:r>
         <w:rPr>
           <w:lang w:val="zh_TW" w:bidi="zh_TW"/>
@@ -778,54 +664,36 @@
         </w:rPr>
         <w:t>約拿單是傑出的軍事領袖。他帶領父親的軍隊在迦巴戰勝了非利士的軍隊（</w:t>
       </w:r>
-      <w:hyperlink r:id="rId26">
-        <w:r>
-          <w:rPr>
-            <w:lang w:val="zh_TW" w:bidi="zh_TW"/>
-          </w:rPr>
-          <w:rPr>
-            <w:color w:val="0000EE"/>
-            <w:u w:val="single"/>
-          </w:rPr>
-          <w:t>撒上13:3–4</w:t>
-        </w:r>
-      </w:hyperlink>
+      <w:r>
+        <w:rPr>
+          <w:lang w:val="zh_TW" w:bidi="zh_TW"/>
+        </w:rPr>
+        <w:t>撒上13:3–4</w:t>
+      </w:r>
       <w:r>
         <w:rPr>
           <w:lang w:val="zh_TW" w:bidi="zh_TW"/>
         </w:rPr>
         <w:t>）。在另一個大膽的行動中，約拿單和為他拿兵器的，親自攻擊非利士隘口，在非利士軍隊中引起混亂和混淆，使以色列的主要軍隊有機會攻擊他們並獲勝（</w:t>
       </w:r>
-      <w:hyperlink r:id="rId27">
-        <w:r>
-          <w:rPr>
-            <w:lang w:val="zh_TW" w:bidi="zh_TW"/>
-          </w:rPr>
-          <w:rPr>
-            <w:color w:val="0000EE"/>
-            <w:u w:val="single"/>
-          </w:rPr>
-          <w:t>撒上14:1–23</w:t>
-        </w:r>
-      </w:hyperlink>
+      <w:r>
+        <w:rPr>
+          <w:lang w:val="zh_TW" w:bidi="zh_TW"/>
+        </w:rPr>
+        <w:t>撒上14:1–23</w:t>
+      </w:r>
       <w:r>
         <w:rPr>
           <w:lang w:val="zh_TW" w:bidi="zh_TW"/>
         </w:rPr>
         <w:t>；另見大衛對約拿單的哀歌，</w:t>
       </w:r>
-      <w:hyperlink r:id="rId28">
-        <w:r>
-          <w:rPr>
-            <w:lang w:val="zh_TW" w:bidi="zh_TW"/>
-          </w:rPr>
-          <w:rPr>
-            <w:color w:val="0000EE"/>
-            <w:u w:val="single"/>
-          </w:rPr>
-          <w:t>撒下1:22</w:t>
-        </w:r>
-      </w:hyperlink>
+      <w:r>
+        <w:rPr>
+          <w:lang w:val="zh_TW" w:bidi="zh_TW"/>
+        </w:rPr>
+        <w:t>撒下1:22</w:t>
+      </w:r>
       <w:r>
         <w:rPr>
           <w:lang w:val="zh_TW" w:bidi="zh_TW"/>
@@ -860,18 +728,12 @@
         </w:rPr>
         <w:t>約拿單和大衛相遇時，很快成為朋友（</w:t>
       </w:r>
-      <w:hyperlink r:id="rId24">
-        <w:r>
-          <w:rPr>
-            <w:lang w:val="zh_TW" w:bidi="zh_TW"/>
-          </w:rPr>
-          <w:rPr>
-            <w:color w:val="0000EE"/>
-            <w:u w:val="single"/>
-          </w:rPr>
-          <w:t>撒上18:1–4</w:t>
-        </w:r>
-      </w:hyperlink>
+      <w:r>
+        <w:rPr>
+          <w:lang w:val="zh_TW" w:bidi="zh_TW"/>
+        </w:rPr>
+        <w:t>撒上18:1–4</w:t>
+      </w:r>
       <w:r>
         <w:rPr>
           <w:lang w:val="zh_TW" w:bidi="zh_TW"/>
@@ -892,36 +754,24 @@
         </w:rPr>
         <w:t>即使在耶和華明確表示祂已離開掃羅之後，約拿單仍然與他的父親在一起。結果，約拿單在與非利士人作戰時和掃羅一同陣亡（</w:t>
       </w:r>
-      <w:hyperlink r:id="rId29">
-        <w:r>
-          <w:rPr>
-            <w:lang w:val="zh_TW" w:bidi="zh_TW"/>
-          </w:rPr>
-          <w:rPr>
-            <w:color w:val="0000EE"/>
-            <w:u w:val="single"/>
-          </w:rPr>
-          <w:t>撒上31:2</w:t>
-        </w:r>
-      </w:hyperlink>
+      <w:r>
+        <w:rPr>
+          <w:lang w:val="zh_TW" w:bidi="zh_TW"/>
+        </w:rPr>
+        <w:t>撒上31:2</w:t>
+      </w:r>
       <w:r>
         <w:rPr>
           <w:lang w:val="zh_TW" w:bidi="zh_TW"/>
         </w:rPr>
         <w:t>；</w:t>
       </w:r>
-      <w:hyperlink r:id="rId30">
-        <w:r>
-          <w:rPr>
-            <w:lang w:val="zh_TW" w:bidi="zh_TW"/>
-          </w:rPr>
-          <w:rPr>
-            <w:color w:val="0000EE"/>
-            <w:u w:val="single"/>
-          </w:rPr>
-          <w:t>代上10:2</w:t>
-        </w:r>
-      </w:hyperlink>
+      <w:r>
+        <w:rPr>
+          <w:lang w:val="zh_TW" w:bidi="zh_TW"/>
+        </w:rPr>
+        <w:t>代上10:2</w:t>
+      </w:r>
       <w:r>
         <w:rPr>
           <w:lang w:val="zh_TW" w:bidi="zh_TW"/>
@@ -951,126 +801,84 @@
           <w:lang w:val="zh_TW" w:bidi="zh_TW"/>
         </w:rPr>
       </w:r>
-      <w:hyperlink r:id="rId31">
-        <w:r>
-          <w:rPr>
-            <w:lang w:val="zh_TW" w:bidi="zh_TW"/>
-          </w:rPr>
-          <w:rPr>
-            <w:color w:val="0000EE"/>
-            <w:u w:val="single"/>
-          </w:rPr>
-          <w:t>撒上13:1–14:46</w:t>
-        </w:r>
-      </w:hyperlink>
+      <w:r>
+        <w:rPr>
+          <w:lang w:val="zh_TW" w:bidi="zh_TW"/>
+        </w:rPr>
+        <w:t>撒上13:1–14:46</w:t>
+      </w:r>
       <w:r>
         <w:rPr>
           <w:lang w:val="zh_TW" w:bidi="zh_TW"/>
         </w:rPr>
         <w:t>，</w:t>
       </w:r>
-      <w:hyperlink r:id="rId24">
-        <w:r>
-          <w:rPr>
-            <w:lang w:val="zh_TW" w:bidi="zh_TW"/>
-          </w:rPr>
-          <w:rPr>
-            <w:color w:val="0000EE"/>
-            <w:u w:val="single"/>
-          </w:rPr>
-          <w:t>18:1–4</w:t>
-        </w:r>
-      </w:hyperlink>
+      <w:r>
+        <w:rPr>
+          <w:lang w:val="zh_TW" w:bidi="zh_TW"/>
+        </w:rPr>
+        <w:t>18:1–4</w:t>
+      </w:r>
       <w:r>
         <w:rPr>
           <w:lang w:val="zh_TW" w:bidi="zh_TW"/>
         </w:rPr>
         <w:t>，</w:t>
       </w:r>
-      <w:hyperlink r:id="rId32">
-        <w:r>
-          <w:rPr>
-            <w:lang w:val="zh_TW" w:bidi="zh_TW"/>
-          </w:rPr>
-          <w:rPr>
-            <w:color w:val="0000EE"/>
-            <w:u w:val="single"/>
-          </w:rPr>
-          <w:t>20:1–42</w:t>
-        </w:r>
-      </w:hyperlink>
+      <w:r>
+        <w:rPr>
+          <w:lang w:val="zh_TW" w:bidi="zh_TW"/>
+        </w:rPr>
+        <w:t>20:1–42</w:t>
+      </w:r>
       <w:r>
         <w:rPr>
           <w:lang w:val="zh_TW" w:bidi="zh_TW"/>
         </w:rPr>
         <w:t>，</w:t>
       </w:r>
-      <w:hyperlink r:id="rId33">
-        <w:r>
-          <w:rPr>
-            <w:lang w:val="zh_TW" w:bidi="zh_TW"/>
-          </w:rPr>
-          <w:rPr>
-            <w:color w:val="0000EE"/>
-            <w:u w:val="single"/>
-          </w:rPr>
-          <w:t>23:16–18</w:t>
-        </w:r>
-      </w:hyperlink>
+      <w:r>
+        <w:rPr>
+          <w:lang w:val="zh_TW" w:bidi="zh_TW"/>
+        </w:rPr>
+        <w:t>23:16–18</w:t>
+      </w:r>
       <w:r>
         <w:rPr>
           <w:lang w:val="zh_TW" w:bidi="zh_TW"/>
         </w:rPr>
         <w:t>，</w:t>
       </w:r>
-      <w:hyperlink r:id="rId29">
-        <w:r>
-          <w:rPr>
-            <w:lang w:val="zh_TW" w:bidi="zh_TW"/>
-          </w:rPr>
-          <w:rPr>
-            <w:color w:val="0000EE"/>
-            <w:u w:val="single"/>
-          </w:rPr>
-          <w:t>31:2</w:t>
-        </w:r>
-      </w:hyperlink>
+      <w:r>
+        <w:rPr>
+          <w:lang w:val="zh_TW" w:bidi="zh_TW"/>
+        </w:rPr>
+        <w:t>31:2</w:t>
+      </w:r>
       <w:r>
         <w:rPr>
           <w:lang w:val="zh_TW" w:bidi="zh_TW"/>
         </w:rPr>
         <w:t>，</w:t>
       </w:r>
-      <w:hyperlink r:id="rId34">
-        <w:r>
-          <w:rPr>
-            <w:lang w:val="zh_TW" w:bidi="zh_TW"/>
-          </w:rPr>
-          <w:rPr>
-            <w:color w:val="0000EE"/>
-            <w:u w:val="single"/>
-          </w:rPr>
-          <w:t>撒下1:1–27</w:t>
-        </w:r>
-      </w:hyperlink>
+      <w:r>
+        <w:rPr>
+          <w:lang w:val="zh_TW" w:bidi="zh_TW"/>
+        </w:rPr>
+        <w:t>撒下1:1–27</w:t>
+      </w:r>
       <w:r>
         <w:rPr>
           <w:lang w:val="zh_TW" w:bidi="zh_TW"/>
         </w:rPr>
         <w:t>，</w:t>
       </w:r>
-      <w:hyperlink r:id="rId35">
-        <w:r>
-          <w:rPr>
-            <w:lang w:val="zh_TW" w:bidi="zh_TW"/>
-          </w:rPr>
-          <w:rPr>
-            <w:color w:val="0000EE"/>
-            <w:u w:val="single"/>
-          </w:rPr>
-          <w:t>4:4</w:t>
-        </w:r>
-      </w:hyperlink>
+      <w:r>
+        <w:rPr>
+          <w:lang w:val="zh_TW" w:bidi="zh_TW"/>
+        </w:rPr>
+        <w:t>4:4</w:t>
+      </w:r>
       <w:r>
         <w:rPr>
           <w:lang w:val="zh_TW" w:bidi="zh_TW"/>
@@ -1133,18 +941,12 @@
         </w:rPr>
         <w:t>約瑟是雅各的第十一個兒子，也是雅各最喜愛的妻子拉結的第一個孩子。約瑟的名字意為「願他增加」，顯示了結希望神再賜她兒子的願望（</w:t>
       </w:r>
-      <w:hyperlink r:id="rId36">
-        <w:r>
-          <w:rPr>
-            <w:lang w:val="zh_TW" w:bidi="zh_TW"/>
-          </w:rPr>
-          <w:rPr>
-            <w:color w:val="0000EE"/>
-            <w:u w:val="single"/>
-          </w:rPr>
-          <w:t>創30:24</w:t>
-        </w:r>
-      </w:hyperlink>
+      <w:r>
+        <w:rPr>
+          <w:lang w:val="zh_TW" w:bidi="zh_TW"/>
+        </w:rPr>
+        <w:t>創30:24</w:t>
+      </w:r>
       <w:r>
         <w:rPr>
           <w:lang w:val="zh_TW" w:bidi="zh_TW"/>
@@ -1193,108 +995,72 @@
         </w:rPr>
         <w:t>雅各祝福約瑟的兒子以法蓮和瑪拿西，並將他們視為自己的兒子（</w:t>
       </w:r>
-      <w:hyperlink r:id="rId37">
-        <w:r>
-          <w:rPr>
-            <w:lang w:val="zh_TW" w:bidi="zh_TW"/>
-          </w:rPr>
-          <w:rPr>
-            <w:color w:val="0000EE"/>
-            <w:u w:val="single"/>
-          </w:rPr>
-          <w:t>創48:5–20</w:t>
-        </w:r>
-      </w:hyperlink>
+      <w:r>
+        <w:rPr>
+          <w:lang w:val="zh_TW" w:bidi="zh_TW"/>
+        </w:rPr>
+        <w:t>創48:5–20</w:t>
+      </w:r>
       <w:r>
         <w:rPr>
           <w:lang w:val="zh_TW" w:bidi="zh_TW"/>
         </w:rPr>
         <w:t>）。他們各自成為以色列的支派。雅各將以法蓮放在首位，並給予他長子的名分（</w:t>
       </w:r>
-      <w:hyperlink r:id="rId38">
-        <w:r>
-          <w:rPr>
-            <w:lang w:val="zh_TW" w:bidi="zh_TW"/>
-          </w:rPr>
-          <w:rPr>
-            <w:color w:val="0000EE"/>
-            <w:u w:val="single"/>
-          </w:rPr>
-          <w:t>創48:17–20</w:t>
-        </w:r>
-      </w:hyperlink>
+      <w:r>
+        <w:rPr>
+          <w:lang w:val="zh_TW" w:bidi="zh_TW"/>
+        </w:rPr>
+        <w:t>創48:17–20</w:t>
+      </w:r>
       <w:r>
         <w:rPr>
           <w:lang w:val="zh_TW" w:bidi="zh_TW"/>
         </w:rPr>
         <w:t>）。以法蓮成為以色列最強大的支派之一；在羅波安統治期間，國家分裂，以法蓮也成為領導北國的支派（參</w:t>
       </w:r>
-      <w:hyperlink r:id="rId39">
-        <w:r>
-          <w:rPr>
-            <w:lang w:val="zh_TW" w:bidi="zh_TW"/>
-          </w:rPr>
-          <w:rPr>
-            <w:color w:val="0000EE"/>
-            <w:u w:val="single"/>
-          </w:rPr>
-          <w:t>王上11:26–12:33</w:t>
-        </w:r>
-      </w:hyperlink>
+      <w:r>
+        <w:rPr>
+          <w:lang w:val="zh_TW" w:bidi="zh_TW"/>
+        </w:rPr>
+        <w:t>王上11:26–12:33</w:t>
+      </w:r>
       <w:r>
         <w:rPr>
           <w:lang w:val="zh_TW" w:bidi="zh_TW"/>
         </w:rPr>
         <w:t>）。幾位先知將北國稱為以法蓮（例如</w:t>
       </w:r>
-      <w:hyperlink r:id="rId40">
-        <w:r>
-          <w:rPr>
-            <w:lang w:val="zh_TW" w:bidi="zh_TW"/>
-          </w:rPr>
-          <w:rPr>
-            <w:color w:val="0000EE"/>
-            <w:u w:val="single"/>
-          </w:rPr>
-          <w:t>結37:15–19</w:t>
-        </w:r>
-      </w:hyperlink>
+      <w:r>
+        <w:rPr>
+          <w:lang w:val="zh_TW" w:bidi="zh_TW"/>
+        </w:rPr>
+        <w:t>結37:15–19</w:t>
+      </w:r>
       <w:r>
         <w:rPr>
           <w:lang w:val="zh_TW" w:bidi="zh_TW"/>
         </w:rPr>
         <w:t>；</w:t>
       </w:r>
-      <w:hyperlink r:id="rId41">
-        <w:r>
-          <w:rPr>
-            <w:lang w:val="zh_TW" w:bidi="zh_TW"/>
-          </w:rPr>
-          <w:rPr>
-            <w:color w:val="0000EE"/>
-            <w:u w:val="single"/>
-          </w:rPr>
-          <w:t>何5:3–5</w:t>
-        </w:r>
-      </w:hyperlink>
+      <w:r>
+        <w:rPr>
+          <w:lang w:val="zh_TW" w:bidi="zh_TW"/>
+        </w:rPr>
+        <w:t>何5:3–5</w:t>
+      </w:r>
       <w:r>
         <w:rPr>
           <w:lang w:val="zh_TW" w:bidi="zh_TW"/>
         </w:rPr>
         <w:t>）和約瑟（例如</w:t>
       </w:r>
-      <w:hyperlink r:id="rId42">
-        <w:r>
-          <w:rPr>
-            <w:lang w:val="zh_TW" w:bidi="zh_TW"/>
-          </w:rPr>
-          <w:rPr>
-            <w:color w:val="0000EE"/>
-            <w:u w:val="single"/>
-          </w:rPr>
-          <w:t>俄1:18</w:t>
-        </w:r>
-      </w:hyperlink>
+      <w:r>
+        <w:rPr>
+          <w:lang w:val="zh_TW" w:bidi="zh_TW"/>
+        </w:rPr>
+        <w:t>俄1:18</w:t>
+      </w:r>
       <w:r>
         <w:rPr>
           <w:lang w:val="zh_TW" w:bidi="zh_TW"/>
@@ -1315,90 +1081,60 @@
         </w:rPr>
         <w:t>約瑟相信以色列人會返回神應許給他們的土地。他臨終的願望是，當他們離開埃及時，將他的骸骨葬在迦南（</w:t>
       </w:r>
-      <w:hyperlink r:id="rId43">
-        <w:r>
-          <w:rPr>
-            <w:lang w:val="zh_TW" w:bidi="zh_TW"/>
-          </w:rPr>
-          <w:rPr>
-            <w:color w:val="0000EE"/>
-            <w:u w:val="single"/>
-          </w:rPr>
-          <w:t>創50:24–26</w:t>
-        </w:r>
-      </w:hyperlink>
+      <w:r>
+        <w:rPr>
+          <w:lang w:val="zh_TW" w:bidi="zh_TW"/>
+        </w:rPr>
+        <w:t>創50:24–26</w:t>
+      </w:r>
       <w:r>
         <w:rPr>
           <w:lang w:val="zh_TW" w:bidi="zh_TW"/>
         </w:rPr>
         <w:t>；參</w:t>
       </w:r>
-      <w:hyperlink r:id="rId44">
-        <w:r>
-          <w:rPr>
-            <w:lang w:val="zh_TW" w:bidi="zh_TW"/>
-          </w:rPr>
-          <w:rPr>
-            <w:color w:val="0000EE"/>
-            <w:u w:val="single"/>
-          </w:rPr>
-          <w:t>出13:19</w:t>
-        </w:r>
-      </w:hyperlink>
+      <w:r>
+        <w:rPr>
+          <w:lang w:val="zh_TW" w:bidi="zh_TW"/>
+        </w:rPr>
+        <w:t>出13:19</w:t>
+      </w:r>
       <w:r>
         <w:rPr>
           <w:lang w:val="zh_TW" w:bidi="zh_TW"/>
         </w:rPr>
         <w:t>；</w:t>
       </w:r>
-      <w:hyperlink r:id="rId45">
-        <w:r>
-          <w:rPr>
-            <w:lang w:val="zh_TW" w:bidi="zh_TW"/>
-          </w:rPr>
-          <w:rPr>
-            <w:color w:val="0000EE"/>
-            <w:u w:val="single"/>
-          </w:rPr>
-          <w:t>書24:32</w:t>
-        </w:r>
-      </w:hyperlink>
+      <w:r>
+        <w:rPr>
+          <w:lang w:val="zh_TW" w:bidi="zh_TW"/>
+        </w:rPr>
+        <w:t>書24:32</w:t>
+      </w:r>
       <w:r>
         <w:rPr>
           <w:lang w:val="zh_TW" w:bidi="zh_TW"/>
         </w:rPr>
         <w:t>）。約瑟的故事展示出忠心且具有敬虔品格的人，如何遵循神的計劃。他的名字經常出現在聖經中，表明後來的以色列人尊敬他。詩篇總結他的故事（</w:t>
       </w:r>
-      <w:hyperlink r:id="rId46">
-        <w:r>
-          <w:rPr>
-            <w:lang w:val="zh_TW" w:bidi="zh_TW"/>
-          </w:rPr>
-          <w:rPr>
-            <w:color w:val="0000EE"/>
-            <w:u w:val="single"/>
-          </w:rPr>
-          <w:t>詩105:16–22</w:t>
-        </w:r>
-      </w:hyperlink>
+      <w:r>
+        <w:rPr>
+          <w:lang w:val="zh_TW" w:bidi="zh_TW"/>
+        </w:rPr>
+        <w:t>詩105:16–22</w:t>
+      </w:r>
       <w:r>
         <w:rPr>
           <w:lang w:val="zh_TW" w:bidi="zh_TW"/>
         </w:rPr>
         <w:t>），司提反在殉道前的講道中也提到他（</w:t>
       </w:r>
-      <w:hyperlink r:id="rId47">
-        <w:r>
-          <w:rPr>
-            <w:lang w:val="zh_TW" w:bidi="zh_TW"/>
-          </w:rPr>
-          <w:rPr>
-            <w:color w:val="0000EE"/>
-            <w:u w:val="single"/>
-          </w:rPr>
-          <w:t>徒7:9–14</w:t>
-        </w:r>
-      </w:hyperlink>
+      <w:r>
+        <w:rPr>
+          <w:lang w:val="zh_TW" w:bidi="zh_TW"/>
+        </w:rPr>
+        <w:t>徒7:9–14</w:t>
+      </w:r>
       <w:r>
         <w:rPr>
           <w:lang w:val="zh_TW" w:bidi="zh_TW"/>
@@ -1419,18 +1155,12 @@
         </w:rPr>
         <w:t>約瑟的生命表明神掌管歷史，即使壞事發生時也是如此（</w:t>
       </w:r>
-      <w:hyperlink r:id="rId48">
-        <w:r>
-          <w:rPr>
-            <w:lang w:val="zh_TW" w:bidi="zh_TW"/>
-          </w:rPr>
-          <w:rPr>
-            <w:color w:val="0000EE"/>
-            <w:u w:val="single"/>
-          </w:rPr>
-          <w:t>創50:20</w:t>
-        </w:r>
-      </w:hyperlink>
+      <w:r>
+        <w:rPr>
+          <w:lang w:val="zh_TW" w:bidi="zh_TW"/>
+        </w:rPr>
+        <w:t>創50:20</w:t>
+      </w:r>
       <w:r>
         <w:rPr>
           <w:lang w:val="zh_TW" w:bidi="zh_TW"/>
@@ -1460,198 +1190,132 @@
           <w:lang w:val="zh_TW" w:bidi="zh_TW"/>
         </w:rPr>
       </w:r>
-      <w:hyperlink r:id="rId49">
-        <w:r>
-          <w:rPr>
-            <w:lang w:val="zh_TW" w:bidi="zh_TW"/>
-          </w:rPr>
-          <w:rPr>
-            <w:color w:val="0000EE"/>
-            <w:u w:val="single"/>
-          </w:rPr>
-          <w:t>創30:22–24</w:t>
-        </w:r>
-      </w:hyperlink>
+      <w:r>
+        <w:rPr>
+          <w:lang w:val="zh_TW" w:bidi="zh_TW"/>
+        </w:rPr>
+        <w:t>創30:22–24</w:t>
+      </w:r>
       <w:r>
         <w:rPr>
           <w:lang w:val="zh_TW" w:bidi="zh_TW"/>
         </w:rPr>
         <w:t>，</w:t>
       </w:r>
-      <w:hyperlink r:id="rId50">
-        <w:r>
-          <w:rPr>
-            <w:lang w:val="zh_TW" w:bidi="zh_TW"/>
-          </w:rPr>
-          <w:rPr>
-            <w:color w:val="0000EE"/>
-            <w:u w:val="single"/>
-          </w:rPr>
-          <w:t>37:2–36</w:t>
-        </w:r>
-      </w:hyperlink>
+      <w:r>
+        <w:rPr>
+          <w:lang w:val="zh_TW" w:bidi="zh_TW"/>
+        </w:rPr>
+        <w:t>37:2–36</w:t>
+      </w:r>
       <w:r>
         <w:rPr>
           <w:lang w:val="zh_TW" w:bidi="zh_TW"/>
         </w:rPr>
         <w:t>，</w:t>
       </w:r>
-      <w:hyperlink r:id="rId51">
-        <w:r>
-          <w:rPr>
-            <w:lang w:val="zh_TW" w:bidi="zh_TW"/>
-          </w:rPr>
-          <w:rPr>
-            <w:color w:val="0000EE"/>
-            <w:u w:val="single"/>
-          </w:rPr>
-          <w:t>39:1–45:28</w:t>
-        </w:r>
-      </w:hyperlink>
+      <w:r>
+        <w:rPr>
+          <w:lang w:val="zh_TW" w:bidi="zh_TW"/>
+        </w:rPr>
+        <w:t>39:1–45:28</w:t>
+      </w:r>
       <w:r>
         <w:rPr>
           <w:lang w:val="zh_TW" w:bidi="zh_TW"/>
         </w:rPr>
         <w:t>，</w:t>
       </w:r>
-      <w:hyperlink r:id="rId52">
-        <w:r>
-          <w:rPr>
-            <w:lang w:val="zh_TW" w:bidi="zh_TW"/>
-          </w:rPr>
-          <w:rPr>
-            <w:color w:val="0000EE"/>
-            <w:u w:val="single"/>
-          </w:rPr>
-          <w:t>48:1–22</w:t>
-        </w:r>
-      </w:hyperlink>
+      <w:r>
+        <w:rPr>
+          <w:lang w:val="zh_TW" w:bidi="zh_TW"/>
+        </w:rPr>
+        <w:t>48:1–22</w:t>
+      </w:r>
       <w:r>
         <w:rPr>
           <w:lang w:val="zh_TW" w:bidi="zh_TW"/>
         </w:rPr>
         <w:t>，</w:t>
       </w:r>
-      <w:hyperlink r:id="rId53">
-        <w:r>
-          <w:rPr>
-            <w:lang w:val="zh_TW" w:bidi="zh_TW"/>
-          </w:rPr>
-          <w:rPr>
-            <w:color w:val="0000EE"/>
-            <w:u w:val="single"/>
-          </w:rPr>
-          <w:t>49:22–26</w:t>
-        </w:r>
-      </w:hyperlink>
+      <w:r>
+        <w:rPr>
+          <w:lang w:val="zh_TW" w:bidi="zh_TW"/>
+        </w:rPr>
+        <w:t>49:22–26</w:t>
+      </w:r>
       <w:r>
         <w:rPr>
           <w:lang w:val="zh_TW" w:bidi="zh_TW"/>
         </w:rPr>
         <w:t>，</w:t>
       </w:r>
-      <w:hyperlink r:id="rId54">
-        <w:r>
-          <w:rPr>
-            <w:lang w:val="zh_TW" w:bidi="zh_TW"/>
-          </w:rPr>
-          <w:rPr>
-            <w:color w:val="0000EE"/>
-            <w:u w:val="single"/>
-          </w:rPr>
-          <w:t>50:1–26</w:t>
-        </w:r>
-      </w:hyperlink>
+      <w:r>
+        <w:rPr>
+          <w:lang w:val="zh_TW" w:bidi="zh_TW"/>
+        </w:rPr>
+        <w:t>50:1–26</w:t>
+      </w:r>
       <w:r>
         <w:rPr>
           <w:lang w:val="zh_TW" w:bidi="zh_TW"/>
         </w:rPr>
         <w:t>；</w:t>
       </w:r>
-      <w:hyperlink r:id="rId44">
-        <w:r>
-          <w:rPr>
-            <w:lang w:val="zh_TW" w:bidi="zh_TW"/>
-          </w:rPr>
-          <w:rPr>
-            <w:color w:val="0000EE"/>
-            <w:u w:val="single"/>
-          </w:rPr>
-          <w:t>出13:19</w:t>
-        </w:r>
-      </w:hyperlink>
+      <w:r>
+        <w:rPr>
+          <w:lang w:val="zh_TW" w:bidi="zh_TW"/>
+        </w:rPr>
+        <w:t>出13:19</w:t>
+      </w:r>
       <w:r>
         <w:rPr>
           <w:lang w:val="zh_TW" w:bidi="zh_TW"/>
         </w:rPr>
         <w:t>；</w:t>
       </w:r>
-      <w:hyperlink r:id="rId55">
-        <w:r>
-          <w:rPr>
-            <w:lang w:val="zh_TW" w:bidi="zh_TW"/>
-          </w:rPr>
-          <w:rPr>
-            <w:color w:val="0000EE"/>
-            <w:u w:val="single"/>
-          </w:rPr>
-          <w:t>申33:13–17</w:t>
-        </w:r>
-      </w:hyperlink>
+      <w:r>
+        <w:rPr>
+          <w:lang w:val="zh_TW" w:bidi="zh_TW"/>
+        </w:rPr>
+        <w:t>申33:13–17</w:t>
+      </w:r>
       <w:r>
         <w:rPr>
           <w:lang w:val="zh_TW" w:bidi="zh_TW"/>
         </w:rPr>
         <w:t>；</w:t>
       </w:r>
-      <w:hyperlink r:id="rId45">
-        <w:r>
-          <w:rPr>
-            <w:lang w:val="zh_TW" w:bidi="zh_TW"/>
-          </w:rPr>
-          <w:rPr>
-            <w:color w:val="0000EE"/>
-            <w:u w:val="single"/>
-          </w:rPr>
-          <w:t>書24:32</w:t>
-        </w:r>
-      </w:hyperlink>
+      <w:r>
+        <w:rPr>
+          <w:lang w:val="zh_TW" w:bidi="zh_TW"/>
+        </w:rPr>
+        <w:t>書24:32</w:t>
+      </w:r>
       <w:r>
         <w:rPr>
           <w:lang w:val="zh_TW" w:bidi="zh_TW"/>
         </w:rPr>
         <w:t>；</w:t>
       </w:r>
-      <w:hyperlink r:id="rId46">
-        <w:r>
-          <w:rPr>
-            <w:lang w:val="zh_TW" w:bidi="zh_TW"/>
-          </w:rPr>
-          <w:rPr>
-            <w:color w:val="0000EE"/>
-            <w:u w:val="single"/>
-          </w:rPr>
-          <w:t>詩105:16–22</w:t>
-        </w:r>
-      </w:hyperlink>
+      <w:r>
+        <w:rPr>
+          <w:lang w:val="zh_TW" w:bidi="zh_TW"/>
+        </w:rPr>
+        <w:t>詩105:16–22</w:t>
+      </w:r>
       <w:r>
         <w:rPr>
           <w:lang w:val="zh_TW" w:bidi="zh_TW"/>
         </w:rPr>
         <w:t>；</w:t>
       </w:r>
-      <w:hyperlink r:id="rId47">
-        <w:r>
-          <w:rPr>
-            <w:lang w:val="zh_TW" w:bidi="zh_TW"/>
-          </w:rPr>
-          <w:rPr>
-            <w:color w:val="0000EE"/>
-            <w:u w:val="single"/>
-          </w:rPr>
-          <w:t>徒7:9–14</w:t>
-        </w:r>
-      </w:hyperlink>
+      <w:r>
+        <w:rPr>
+          <w:lang w:val="zh_TW" w:bidi="zh_TW"/>
+        </w:rPr>
+        <w:t>徒7:9–14</w:t>
+      </w:r>
       <w:r>
         <w:rPr>
           <w:lang w:val="zh_TW" w:bidi="zh_TW"/>
@@ -1700,18 +1364,12 @@
         </w:rPr>
         <w:t>約沙法在父親亞撒之後，成為猶大的第四任王，亞撒自公元前872年統治至公元前848年。像希西家和約西亞一樣，約沙法一生信靠主。他致力於除去以色列大部分的異教崇拜（</w:t>
       </w:r>
-      <w:hyperlink r:id="rId56">
-        <w:r>
-          <w:rPr>
-            <w:lang w:val="zh_TW" w:bidi="zh_TW"/>
-          </w:rPr>
-          <w:rPr>
-            <w:color w:val="0000EE"/>
-            <w:u w:val="single"/>
-          </w:rPr>
-          <w:t>代下17:6</w:t>
-        </w:r>
-      </w:hyperlink>
+      <w:r>
+        <w:rPr>
+          <w:lang w:val="zh_TW" w:bidi="zh_TW"/>
+        </w:rPr>
+        <w:t>代下17:6</w:t>
+      </w:r>
       <w:r>
         <w:rPr>
           <w:lang w:val="zh_TW" w:bidi="zh_TW"/>
@@ -1732,126 +1390,84 @@
         </w:rPr>
         <w:t>約沙法延續了父親亞撒的宗教改革，但改變了他的外交政策。他停止了猶大與以色列的邊界戰爭（見</w:t>
       </w:r>
-      <w:hyperlink r:id="rId57">
-        <w:r>
-          <w:rPr>
-            <w:lang w:val="zh_TW" w:bidi="zh_TW"/>
-          </w:rPr>
-          <w:rPr>
-            <w:color w:val="0000EE"/>
-            <w:u w:val="single"/>
-          </w:rPr>
-          <w:t>王上22:2</w:t>
-        </w:r>
-      </w:hyperlink>
+      <w:r>
+        <w:rPr>
+          <w:lang w:val="zh_TW" w:bidi="zh_TW"/>
+        </w:rPr>
+        <w:t>王上22:2</w:t>
+      </w:r>
       <w:r>
         <w:rPr>
           <w:lang w:val="zh_TW" w:bidi="zh_TW"/>
         </w:rPr>
         <w:t>）。他與亞哈結盟，並為了強化同盟，安排自己的兒子約蘭與亞哈的女兒亞她利雅結婚（</w:t>
       </w:r>
-      <w:hyperlink r:id="rId58">
-        <w:r>
-          <w:rPr>
-            <w:lang w:val="zh_TW" w:bidi="zh_TW"/>
-          </w:rPr>
-          <w:rPr>
-            <w:color w:val="0000EE"/>
-            <w:u w:val="single"/>
-          </w:rPr>
-          <w:t>代下18:1–2</w:t>
-        </w:r>
-      </w:hyperlink>
+      <w:r>
+        <w:rPr>
+          <w:lang w:val="zh_TW" w:bidi="zh_TW"/>
+        </w:rPr>
+        <w:t>代下18:1–2</w:t>
+      </w:r>
       <w:r>
         <w:rPr>
           <w:lang w:val="zh_TW" w:bidi="zh_TW"/>
         </w:rPr>
         <w:t>；</w:t>
       </w:r>
-      <w:hyperlink r:id="rId59">
-        <w:r>
-          <w:rPr>
-            <w:lang w:val="zh_TW" w:bidi="zh_TW"/>
-          </w:rPr>
-          <w:rPr>
-            <w:color w:val="0000EE"/>
-            <w:u w:val="single"/>
-          </w:rPr>
-          <w:t>王下8:18</w:t>
-        </w:r>
-      </w:hyperlink>
+      <w:r>
+        <w:rPr>
+          <w:lang w:val="zh_TW" w:bidi="zh_TW"/>
+        </w:rPr>
+        <w:t>王下8:18</w:t>
+      </w:r>
       <w:r>
         <w:rPr>
           <w:lang w:val="zh_TW" w:bidi="zh_TW"/>
         </w:rPr>
         <w:t>）。他還支持北方對抗亞蘭人和摩押人的戰爭（</w:t>
       </w:r>
-      <w:hyperlink r:id="rId60">
-        <w:r>
-          <w:rPr>
-            <w:lang w:val="zh_TW" w:bidi="zh_TW"/>
-          </w:rPr>
-          <w:rPr>
-            <w:color w:val="0000EE"/>
-            <w:u w:val="single"/>
-          </w:rPr>
-          <w:t>代下18:3–34</w:t>
-        </w:r>
-      </w:hyperlink>
+      <w:r>
+        <w:rPr>
+          <w:lang w:val="zh_TW" w:bidi="zh_TW"/>
+        </w:rPr>
+        <w:t>代下18:3–34</w:t>
+      </w:r>
       <w:r>
         <w:rPr>
           <w:lang w:val="zh_TW" w:bidi="zh_TW"/>
         </w:rPr>
         <w:t>；</w:t>
       </w:r>
-      <w:hyperlink r:id="rId61">
-        <w:r>
-          <w:rPr>
-            <w:lang w:val="zh_TW" w:bidi="zh_TW"/>
-          </w:rPr>
-          <w:rPr>
-            <w:color w:val="0000EE"/>
-            <w:u w:val="single"/>
-          </w:rPr>
-          <w:t>王上22章</w:t>
-        </w:r>
-      </w:hyperlink>
+      <w:r>
+        <w:rPr>
+          <w:lang w:val="zh_TW" w:bidi="zh_TW"/>
+        </w:rPr>
+        <w:t>王上22章</w:t>
+      </w:r>
       <w:r>
         <w:rPr>
           <w:lang w:val="zh_TW" w:bidi="zh_TW"/>
         </w:rPr>
         <w:t>；</w:t>
       </w:r>
-      <w:hyperlink r:id="rId62">
-        <w:r>
-          <w:rPr>
-            <w:lang w:val="zh_TW" w:bidi="zh_TW"/>
-          </w:rPr>
-          <w:rPr>
-            <w:color w:val="0000EE"/>
-            <w:u w:val="single"/>
-          </w:rPr>
-          <w:t>王下3:4–27</w:t>
-        </w:r>
-      </w:hyperlink>
+      <w:r>
+        <w:rPr>
+          <w:lang w:val="zh_TW" w:bidi="zh_TW"/>
+        </w:rPr>
+        <w:t>王下3:4–27</w:t>
+      </w:r>
       <w:r>
         <w:rPr>
           <w:lang w:val="zh_TW" w:bidi="zh_TW"/>
         </w:rPr>
         <w:t>）。先知耶戶因約沙法與以色列的不明智結盟而責備他（</w:t>
       </w:r>
-      <w:hyperlink r:id="rId63">
-        <w:r>
-          <w:rPr>
-            <w:lang w:val="zh_TW" w:bidi="zh_TW"/>
-          </w:rPr>
-          <w:rPr>
-            <w:color w:val="0000EE"/>
-            <w:u w:val="single"/>
-          </w:rPr>
-          <w:t>代下19:1–3</w:t>
-        </w:r>
-      </w:hyperlink>
+      <w:r>
+        <w:rPr>
+          <w:lang w:val="zh_TW" w:bidi="zh_TW"/>
+        </w:rPr>
+        <w:t>代下19:1–3</w:t>
+      </w:r>
       <w:r>
         <w:rPr>
           <w:lang w:val="zh_TW" w:bidi="zh_TW"/>
@@ -1872,72 +1488,48 @@
         </w:rPr>
         <w:t>在他的統治期間，約沙法堅持對耶和華專一敬拜。他關閉了娼妓的廟宇（</w:t>
       </w:r>
-      <w:hyperlink r:id="rId64">
-        <w:r>
-          <w:rPr>
-            <w:lang w:val="zh_TW" w:bidi="zh_TW"/>
-          </w:rPr>
-          <w:rPr>
-            <w:color w:val="0000EE"/>
-            <w:u w:val="single"/>
-          </w:rPr>
-          <w:t>王上22:46</w:t>
-        </w:r>
-      </w:hyperlink>
+      <w:r>
+        <w:rPr>
+          <w:lang w:val="zh_TW" w:bidi="zh_TW"/>
+        </w:rPr>
+        <w:t>王上22:46</w:t>
+      </w:r>
       <w:r>
         <w:rPr>
           <w:lang w:val="zh_TW" w:bidi="zh_TW"/>
         </w:rPr>
         <w:t>），並派遣神律法的教師走遍全國（</w:t>
       </w:r>
-      <w:hyperlink r:id="rId65">
-        <w:r>
-          <w:rPr>
-            <w:lang w:val="zh_TW" w:bidi="zh_TW"/>
-          </w:rPr>
-          <w:rPr>
-            <w:color w:val="0000EE"/>
-            <w:u w:val="single"/>
-          </w:rPr>
-          <w:t>代下17:7–9</w:t>
-        </w:r>
-      </w:hyperlink>
+      <w:r>
+        <w:rPr>
+          <w:lang w:val="zh_TW" w:bidi="zh_TW"/>
+        </w:rPr>
+        <w:t>代下17:7–9</w:t>
+      </w:r>
       <w:r>
         <w:rPr>
           <w:lang w:val="zh_TW" w:bidi="zh_TW"/>
         </w:rPr>
         <w:t>）。他還建立了一個審判官系統，並吩咐他們要作為耶和華的代表來行事，以確保正義得以實現（</w:t>
       </w:r>
-      <w:hyperlink r:id="rId66">
-        <w:r>
-          <w:rPr>
-            <w:lang w:val="zh_TW" w:bidi="zh_TW"/>
-          </w:rPr>
-          <w:rPr>
-            <w:color w:val="0000EE"/>
-            <w:u w:val="single"/>
-          </w:rPr>
-          <w:t>代下19:4–7</w:t>
-        </w:r>
-      </w:hyperlink>
+      <w:r>
+        <w:rPr>
+          <w:lang w:val="zh_TW" w:bidi="zh_TW"/>
+        </w:rPr>
+        <w:t>代下19:4–7</w:t>
+      </w:r>
       <w:r>
         <w:rPr>
           <w:lang w:val="zh_TW" w:bidi="zh_TW"/>
         </w:rPr>
         <w:t>）。他任命利未人、祭司及家族領袖來處理宗教事務並解決民間糾紛（</w:t>
       </w:r>
-      <w:hyperlink r:id="rId67">
-        <w:r>
-          <w:rPr>
-            <w:lang w:val="zh_TW" w:bidi="zh_TW"/>
-          </w:rPr>
-          <w:rPr>
-            <w:color w:val="0000EE"/>
-            <w:u w:val="single"/>
-          </w:rPr>
-          <w:t>代下19:8–10</w:t>
-        </w:r>
-      </w:hyperlink>
+      <w:r>
+        <w:rPr>
+          <w:lang w:val="zh_TW" w:bidi="zh_TW"/>
+        </w:rPr>
+        <w:t>代下19:8–10</w:t>
+      </w:r>
       <w:r>
         <w:rPr>
           <w:lang w:val="zh_TW" w:bidi="zh_TW"/>
@@ -1958,18 +1550,12 @@
         </w:rPr>
         <w:t>在出征之前，約沙法堅持要聽從耶和華的真先知。在舊約聖經中，關於戰爭最具力量的描述之一，是約沙法在進入戰場前對軍隊的喊話。隨後，神使亞捫、摩押及其盟軍的軍隊自相攻擊（</w:t>
       </w:r>
-      <w:hyperlink r:id="rId68">
-        <w:r>
-          <w:rPr>
-            <w:lang w:val="zh_TW" w:bidi="zh_TW"/>
-          </w:rPr>
-          <w:rPr>
-            <w:color w:val="0000EE"/>
-            <w:u w:val="single"/>
-          </w:rPr>
-          <w:t>代下20章</w:t>
-        </w:r>
-      </w:hyperlink>
+      <w:r>
+        <w:rPr>
+          <w:lang w:val="zh_TW" w:bidi="zh_TW"/>
+        </w:rPr>
+        <w:t>代下20章</w:t>
+      </w:r>
       <w:r>
         <w:rPr>
           <w:lang w:val="zh_TW" w:bidi="zh_TW"/>
@@ -1990,18 +1576,12 @@
         </w:rPr>
         <w:t>約沙法大約六十歲時去世，並葬於耶路撒冷。他的兒子約蘭成為猶大的下一任國王（</w:t>
       </w:r>
-      <w:hyperlink r:id="rId69">
-        <w:r>
-          <w:rPr>
-            <w:lang w:val="zh_TW" w:bidi="zh_TW"/>
-          </w:rPr>
-          <w:rPr>
-            <w:color w:val="0000EE"/>
-            <w:u w:val="single"/>
-          </w:rPr>
-          <w:t>代下21:1</w:t>
-        </w:r>
-      </w:hyperlink>
+      <w:r>
+        <w:rPr>
+          <w:lang w:val="zh_TW" w:bidi="zh_TW"/>
+        </w:rPr>
+        <w:t>代下21:1</w:t>
+      </w:r>
       <w:r>
         <w:rPr>
           <w:lang w:val="zh_TW" w:bidi="zh_TW"/>
@@ -2031,72 +1611,48 @@
           <w:lang w:val="zh_TW" w:bidi="zh_TW"/>
         </w:rPr>
       </w:r>
-      <w:hyperlink r:id="rId70">
-        <w:r>
-          <w:rPr>
-            <w:lang w:val="zh_TW" w:bidi="zh_TW"/>
-          </w:rPr>
-          <w:rPr>
-            <w:color w:val="0000EE"/>
-            <w:u w:val="single"/>
-          </w:rPr>
-          <w:t>王上15:24</w:t>
-        </w:r>
-      </w:hyperlink>
+      <w:r>
+        <w:rPr>
+          <w:lang w:val="zh_TW" w:bidi="zh_TW"/>
+        </w:rPr>
+        <w:t>王上15:24</w:t>
+      </w:r>
       <w:r>
         <w:rPr>
           <w:lang w:val="zh_TW" w:bidi="zh_TW"/>
         </w:rPr>
         <w:t>，</w:t>
       </w:r>
-      <w:hyperlink r:id="rId71">
-        <w:r>
-          <w:rPr>
-            <w:lang w:val="zh_TW" w:bidi="zh_TW"/>
-          </w:rPr>
-          <w:rPr>
-            <w:color w:val="0000EE"/>
-            <w:u w:val="single"/>
-          </w:rPr>
-          <w:t>22:1–50</w:t>
-        </w:r>
-      </w:hyperlink>
+      <w:r>
+        <w:rPr>
+          <w:lang w:val="zh_TW" w:bidi="zh_TW"/>
+        </w:rPr>
+        <w:t>22:1–50</w:t>
+      </w:r>
       <w:r>
         <w:rPr>
           <w:lang w:val="zh_TW" w:bidi="zh_TW"/>
         </w:rPr>
         <w:t>；</w:t>
       </w:r>
-      <w:hyperlink r:id="rId72">
-        <w:r>
-          <w:rPr>
-            <w:lang w:val="zh_TW" w:bidi="zh_TW"/>
-          </w:rPr>
-          <w:rPr>
-            <w:color w:val="0000EE"/>
-            <w:u w:val="single"/>
-          </w:rPr>
-          <w:t>王下3:1–27</w:t>
-        </w:r>
-      </w:hyperlink>
+      <w:r>
+        <w:rPr>
+          <w:lang w:val="zh_TW" w:bidi="zh_TW"/>
+        </w:rPr>
+        <w:t>王下3:1–27</w:t>
+      </w:r>
       <w:r>
         <w:rPr>
           <w:lang w:val="zh_TW" w:bidi="zh_TW"/>
         </w:rPr>
         <w:t>；</w:t>
       </w:r>
-      <w:hyperlink r:id="rId73">
-        <w:r>
-          <w:rPr>
-            <w:lang w:val="zh_TW" w:bidi="zh_TW"/>
-          </w:rPr>
-          <w:rPr>
-            <w:color w:val="0000EE"/>
-            <w:u w:val="single"/>
-          </w:rPr>
-          <w:t>代下17:1–21:1</w:t>
-        </w:r>
-      </w:hyperlink>
+      <w:r>
+        <w:rPr>
+          <w:lang w:val="zh_TW" w:bidi="zh_TW"/>
+        </w:rPr>
+        <w:t>代下17:1–21:1</w:t>
+      </w:r>
       <w:r>
         <w:rPr>
           <w:lang w:val="zh_TW" w:bidi="zh_TW"/>
@@ -2159,90 +1715,60 @@
         </w:rPr>
         <w:t>在以色列到達西奈山之前，亞瑪力人攻擊以色列人，當時約書亞領導以色列的戰士爭戰（</w:t>
       </w:r>
-      <w:hyperlink r:id="rId74">
-        <w:r>
-          <w:rPr>
-            <w:lang w:val="zh_TW" w:bidi="zh_TW"/>
-          </w:rPr>
-          <w:rPr>
-            <w:color w:val="0000EE"/>
-            <w:u w:val="single"/>
-          </w:rPr>
-          <w:t>出17:8–13</w:t>
-        </w:r>
-      </w:hyperlink>
+      <w:r>
+        <w:rPr>
+          <w:lang w:val="zh_TW" w:bidi="zh_TW"/>
+        </w:rPr>
+        <w:t>出17:8–13</w:t>
+      </w:r>
       <w:r>
         <w:rPr>
           <w:lang w:val="zh_TW" w:bidi="zh_TW"/>
         </w:rPr>
         <w:t>）。不久之後，他和其他十一個人一起，被摩西派去窺探應許之地（</w:t>
       </w:r>
-      <w:hyperlink r:id="rId75">
-        <w:r>
-          <w:rPr>
-            <w:lang w:val="zh_TW" w:bidi="zh_TW"/>
-          </w:rPr>
-          <w:rPr>
-            <w:color w:val="0000EE"/>
-            <w:u w:val="single"/>
-          </w:rPr>
-          <w:t>民13:1–16</w:t>
-        </w:r>
-      </w:hyperlink>
+      <w:r>
+        <w:rPr>
+          <w:lang w:val="zh_TW" w:bidi="zh_TW"/>
+        </w:rPr>
+        <w:t>民13:1–16</w:t>
+      </w:r>
       <w:r>
         <w:rPr>
           <w:lang w:val="zh_TW" w:bidi="zh_TW"/>
         </w:rPr>
         <w:t>）。雖然大多數人有不同的看法，但約書亞和迦勒敦促以色列立即進入迦南（</w:t>
       </w:r>
-      <w:hyperlink r:id="rId76">
-        <w:r>
-          <w:rPr>
-            <w:lang w:val="zh_TW" w:bidi="zh_TW"/>
-          </w:rPr>
-          <w:rPr>
-            <w:color w:val="0000EE"/>
-            <w:u w:val="single"/>
-          </w:rPr>
-          <w:t>民13:22–14:9</w:t>
-        </w:r>
-      </w:hyperlink>
+      <w:r>
+        <w:rPr>
+          <w:lang w:val="zh_TW" w:bidi="zh_TW"/>
+        </w:rPr>
+        <w:t>民13:22–14:9</w:t>
+      </w:r>
       <w:r>
         <w:rPr>
           <w:lang w:val="zh_TW" w:bidi="zh_TW"/>
         </w:rPr>
         <w:t>）。因此最後，十二個探子中，只有他們兩個人進入迦南（</w:t>
       </w:r>
-      <w:hyperlink r:id="rId77">
-        <w:r>
-          <w:rPr>
-            <w:lang w:val="zh_TW" w:bidi="zh_TW"/>
-          </w:rPr>
-          <w:rPr>
-            <w:color w:val="0000EE"/>
-            <w:u w:val="single"/>
-          </w:rPr>
-          <w:t>民14:30</w:t>
-        </w:r>
-      </w:hyperlink>
+      <w:r>
+        <w:rPr>
+          <w:lang w:val="zh_TW" w:bidi="zh_TW"/>
+        </w:rPr>
+        <w:t>民14:30</w:t>
+      </w:r>
       <w:r>
         <w:rPr>
           <w:lang w:val="zh_TW" w:bidi="zh_TW"/>
         </w:rPr>
         <w:t>，</w:t>
       </w:r>
-      <w:hyperlink r:id="rId78">
-        <w:r>
-          <w:rPr>
-            <w:lang w:val="zh_TW" w:bidi="zh_TW"/>
-          </w:rPr>
-          <w:rPr>
-            <w:color w:val="0000EE"/>
-            <w:u w:val="single"/>
-          </w:rPr>
-          <w:t>36–38</w:t>
-        </w:r>
-      </w:hyperlink>
+      <w:r>
+        <w:rPr>
+          <w:lang w:val="zh_TW" w:bidi="zh_TW"/>
+        </w:rPr>
+        <w:t>36–38</w:t>
+      </w:r>
       <w:r>
         <w:rPr>
           <w:lang w:val="zh_TW" w:bidi="zh_TW"/>
@@ -2263,234 +1789,156 @@
         </w:rPr>
         <w:t>神揀選摩西設立約書亞，作為他的繼任者（</w:t>
       </w:r>
-      <w:hyperlink r:id="rId79">
-        <w:r>
-          <w:rPr>
-            <w:lang w:val="zh_TW" w:bidi="zh_TW"/>
-          </w:rPr>
-          <w:rPr>
-            <w:color w:val="0000EE"/>
-            <w:u w:val="single"/>
-          </w:rPr>
-          <w:t>民27:15–23</w:t>
-        </w:r>
-      </w:hyperlink>
+      <w:r>
+        <w:rPr>
+          <w:lang w:val="zh_TW" w:bidi="zh_TW"/>
+        </w:rPr>
+        <w:t>民27:15–23</w:t>
+      </w:r>
       <w:r>
         <w:rPr>
           <w:lang w:val="zh_TW" w:bidi="zh_TW"/>
         </w:rPr>
         <w:t>；</w:t>
       </w:r>
-      <w:hyperlink r:id="rId80">
-        <w:r>
-          <w:rPr>
-            <w:lang w:val="zh_TW" w:bidi="zh_TW"/>
-          </w:rPr>
-          <w:rPr>
-            <w:color w:val="0000EE"/>
-            <w:u w:val="single"/>
-          </w:rPr>
-          <w:t>申34:9</w:t>
-        </w:r>
-      </w:hyperlink>
+      <w:r>
+        <w:rPr>
+          <w:lang w:val="zh_TW" w:bidi="zh_TW"/>
+        </w:rPr>
+        <w:t>申34:9</w:t>
+      </w:r>
       <w:r>
         <w:rPr>
           <w:lang w:val="zh_TW" w:bidi="zh_TW"/>
         </w:rPr>
         <w:t>）。摩西去世後，約書亞帶領以色列人渡過約旦河（</w:t>
       </w:r>
-      <w:hyperlink r:id="rId81">
-        <w:r>
-          <w:rPr>
-            <w:lang w:val="zh_TW" w:bidi="zh_TW"/>
-          </w:rPr>
-          <w:rPr>
-            <w:color w:val="0000EE"/>
-            <w:u w:val="single"/>
-          </w:rPr>
-          <w:t>書1:1–18</w:t>
-        </w:r>
-      </w:hyperlink>
+      <w:r>
+        <w:rPr>
+          <w:lang w:val="zh_TW" w:bidi="zh_TW"/>
+        </w:rPr>
+        <w:t>書1:1–18</w:t>
+      </w:r>
       <w:r>
         <w:rPr>
           <w:lang w:val="zh_TW" w:bidi="zh_TW"/>
         </w:rPr>
         <w:t>，</w:t>
       </w:r>
-      <w:hyperlink r:id="rId82">
-        <w:r>
-          <w:rPr>
-            <w:lang w:val="zh_TW" w:bidi="zh_TW"/>
-          </w:rPr>
-          <w:rPr>
-            <w:color w:val="0000EE"/>
-            <w:u w:val="single"/>
-          </w:rPr>
-          <w:t>3:1–4:24</w:t>
-        </w:r>
-      </w:hyperlink>
+      <w:r>
+        <w:rPr>
+          <w:lang w:val="zh_TW" w:bidi="zh_TW"/>
+        </w:rPr>
+        <w:t>3:1–4:24</w:t>
+      </w:r>
       <w:r>
         <w:rPr>
           <w:lang w:val="zh_TW" w:bidi="zh_TW"/>
         </w:rPr>
         <w:t>）去征服耶利哥（</w:t>
       </w:r>
-      <w:hyperlink r:id="rId83">
-        <w:r>
-          <w:rPr>
-            <w:lang w:val="zh_TW" w:bidi="zh_TW"/>
-          </w:rPr>
-          <w:rPr>
-            <w:color w:val="0000EE"/>
-            <w:u w:val="single"/>
-          </w:rPr>
-          <w:t>6:1–27</w:t>
-        </w:r>
-      </w:hyperlink>
+      <w:r>
+        <w:rPr>
+          <w:lang w:val="zh_TW" w:bidi="zh_TW"/>
+        </w:rPr>
+        <w:t>6:1–27</w:t>
+      </w:r>
       <w:r>
         <w:rPr>
           <w:lang w:val="zh_TW" w:bidi="zh_TW"/>
         </w:rPr>
         <w:t>）。當以色列在艾城失敗時，約書亞尋求耶和華的引導，並除去了以色列的罪（</w:t>
       </w:r>
-      <w:hyperlink r:id="rId84">
-        <w:r>
-          <w:rPr>
-            <w:lang w:val="zh_TW" w:bidi="zh_TW"/>
-          </w:rPr>
-          <w:rPr>
-            <w:color w:val="0000EE"/>
-            <w:u w:val="single"/>
-          </w:rPr>
-          <w:t>書7:1–26</w:t>
-        </w:r>
-      </w:hyperlink>
+      <w:r>
+        <w:rPr>
+          <w:lang w:val="zh_TW" w:bidi="zh_TW"/>
+        </w:rPr>
+        <w:t>書7:1–26</w:t>
+      </w:r>
       <w:r>
         <w:rPr>
           <w:lang w:val="zh_TW" w:bidi="zh_TW"/>
         </w:rPr>
         <w:t>）。隨後，以色列攻佔艾城（</w:t>
       </w:r>
-      <w:hyperlink r:id="rId85">
-        <w:r>
-          <w:rPr>
-            <w:lang w:val="zh_TW" w:bidi="zh_TW"/>
-          </w:rPr>
-          <w:rPr>
-            <w:color w:val="0000EE"/>
-            <w:u w:val="single"/>
-          </w:rPr>
-          <w:t>8:1–29</w:t>
-        </w:r>
-      </w:hyperlink>
+      <w:r>
+        <w:rPr>
+          <w:lang w:val="zh_TW" w:bidi="zh_TW"/>
+        </w:rPr>
+        <w:t>8:1–29</w:t>
+      </w:r>
       <w:r>
         <w:rPr>
           <w:lang w:val="zh_TW" w:bidi="zh_TW"/>
         </w:rPr>
         <w:t>）。根據神給摩西的指示（</w:t>
       </w:r>
-      <w:hyperlink r:id="rId86">
-        <w:r>
-          <w:rPr>
-            <w:lang w:val="zh_TW" w:bidi="zh_TW"/>
-          </w:rPr>
-          <w:rPr>
-            <w:color w:val="0000EE"/>
-            <w:u w:val="single"/>
-          </w:rPr>
-          <w:t>申11:29–32</w:t>
-        </w:r>
-      </w:hyperlink>
+      <w:r>
+        <w:rPr>
+          <w:lang w:val="zh_TW" w:bidi="zh_TW"/>
+        </w:rPr>
+        <w:t>申11:29–32</w:t>
+      </w:r>
       <w:r>
         <w:rPr>
           <w:lang w:val="zh_TW" w:bidi="zh_TW"/>
         </w:rPr>
         <w:t>，</w:t>
       </w:r>
-      <w:hyperlink r:id="rId87">
-        <w:r>
-          <w:rPr>
-            <w:lang w:val="zh_TW" w:bidi="zh_TW"/>
-          </w:rPr>
-          <w:rPr>
-            <w:color w:val="0000EE"/>
-            <w:u w:val="single"/>
-          </w:rPr>
-          <w:t>27:1–28:68</w:t>
-        </w:r>
-      </w:hyperlink>
+      <w:r>
+        <w:rPr>
+          <w:lang w:val="zh_TW" w:bidi="zh_TW"/>
+        </w:rPr>
+        <w:t>27:1–28:68</w:t>
+      </w:r>
       <w:r>
         <w:rPr>
           <w:lang w:val="zh_TW" w:bidi="zh_TW"/>
         </w:rPr>
         <w:t>），約書亞在以巴路山上建了一座祭壇（</w:t>
       </w:r>
-      <w:hyperlink r:id="rId88">
-        <w:r>
-          <w:rPr>
-            <w:lang w:val="zh_TW" w:bidi="zh_TW"/>
-          </w:rPr>
-          <w:rPr>
-            <w:color w:val="0000EE"/>
-            <w:u w:val="single"/>
-          </w:rPr>
-          <w:t>書8:30–32</w:t>
-        </w:r>
-      </w:hyperlink>
+      <w:r>
+        <w:rPr>
+          <w:lang w:val="zh_TW" w:bidi="zh_TW"/>
+        </w:rPr>
+        <w:t>書8:30–32</w:t>
+      </w:r>
       <w:r>
         <w:rPr>
           <w:lang w:val="zh_TW" w:bidi="zh_TW"/>
         </w:rPr>
         <w:t>）。在那裡，他宣讀神與以色列特別約定（盟約）的祝福和咒詛（</w:t>
       </w:r>
-      <w:hyperlink r:id="rId89">
-        <w:r>
-          <w:rPr>
-            <w:lang w:val="zh_TW" w:bidi="zh_TW"/>
-          </w:rPr>
-          <w:rPr>
-            <w:color w:val="0000EE"/>
-            <w:u w:val="single"/>
-          </w:rPr>
-          <w:t>8:33–35</w:t>
-        </w:r>
-      </w:hyperlink>
+      <w:r>
+        <w:rPr>
+          <w:lang w:val="zh_TW" w:bidi="zh_TW"/>
+        </w:rPr>
+        <w:t>8:33–35</w:t>
+      </w:r>
       <w:r>
         <w:rPr>
           <w:lang w:val="zh_TW" w:bidi="zh_TW"/>
         </w:rPr>
         <w:t>）。約書亞帶領了針對兩批迦南諸王的戰役，一批在南方，一批在北方（</w:t>
       </w:r>
-      <w:hyperlink r:id="rId90">
-        <w:r>
-          <w:rPr>
-            <w:lang w:val="zh_TW" w:bidi="zh_TW"/>
-          </w:rPr>
-          <w:rPr>
-            <w:color w:val="0000EE"/>
-            <w:u w:val="single"/>
-          </w:rPr>
-          <w:t>書10:1–43</w:t>
-        </w:r>
-      </w:hyperlink>
+      <w:r>
+        <w:rPr>
+          <w:lang w:val="zh_TW" w:bidi="zh_TW"/>
+        </w:rPr>
+        <w:t>書10:1–43</w:t>
+      </w:r>
       <w:r>
         <w:rPr>
           <w:lang w:val="zh_TW" w:bidi="zh_TW"/>
         </w:rPr>
         <w:t>；</w:t>
       </w:r>
-      <w:hyperlink r:id="rId91">
-        <w:r>
-          <w:rPr>
-            <w:lang w:val="zh_TW" w:bidi="zh_TW"/>
-          </w:rPr>
-          <w:rPr>
-            <w:color w:val="0000EE"/>
-            <w:u w:val="single"/>
-          </w:rPr>
-          <w:t>11:1–15</w:t>
-        </w:r>
-      </w:hyperlink>
+      <w:r>
+        <w:rPr>
+          <w:lang w:val="zh_TW" w:bidi="zh_TW"/>
+        </w:rPr>
+        <w:t>11:1–15</w:t>
+      </w:r>
       <w:r>
         <w:rPr>
           <w:lang w:val="zh_TW" w:bidi="zh_TW"/>
@@ -2511,54 +1959,36 @@
         </w:rPr>
         <w:t>在監督以色列各支派分配土地後，約書亞在以法蓮得到了自己的份（</w:t>
       </w:r>
-      <w:hyperlink r:id="rId92">
-        <w:r>
-          <w:rPr>
-            <w:lang w:val="zh_TW" w:bidi="zh_TW"/>
-          </w:rPr>
-          <w:rPr>
-            <w:color w:val="0000EE"/>
-            <w:u w:val="single"/>
-          </w:rPr>
-          <w:t>書19:49–50</w:t>
-        </w:r>
-      </w:hyperlink>
+      <w:r>
+        <w:rPr>
+          <w:lang w:val="zh_TW" w:bidi="zh_TW"/>
+        </w:rPr>
+        <w:t>書19:49–50</w:t>
+      </w:r>
       <w:r>
         <w:rPr>
           <w:lang w:val="zh_TW" w:bidi="zh_TW"/>
         </w:rPr>
         <w:t>）。他建立了逃城，讓不小心誤殺人的可以前往這些城市（</w:t>
       </w:r>
-      <w:hyperlink r:id="rId93">
-        <w:r>
-          <w:rPr>
-            <w:lang w:val="zh_TW" w:bidi="zh_TW"/>
-          </w:rPr>
-          <w:rPr>
-            <w:color w:val="0000EE"/>
-            <w:u w:val="single"/>
-          </w:rPr>
-          <w:t>書20:1–9</w:t>
-        </w:r>
-      </w:hyperlink>
+      <w:r>
+        <w:rPr>
+          <w:lang w:val="zh_TW" w:bidi="zh_TW"/>
+        </w:rPr>
+        <w:t>書20:1–9</w:t>
+      </w:r>
       <w:r>
         <w:rPr>
           <w:lang w:val="zh_TW" w:bidi="zh_TW"/>
         </w:rPr>
         <w:t>）。約書亞還為利未人建立了居住的城市（</w:t>
       </w:r>
-      <w:hyperlink r:id="rId94">
-        <w:r>
-          <w:rPr>
-            <w:lang w:val="zh_TW" w:bidi="zh_TW"/>
-          </w:rPr>
-          <w:rPr>
-            <w:color w:val="0000EE"/>
-            <w:u w:val="single"/>
-          </w:rPr>
-          <w:t>書21:1–45</w:t>
-        </w:r>
-      </w:hyperlink>
+      <w:r>
+        <w:rPr>
+          <w:lang w:val="zh_TW" w:bidi="zh_TW"/>
+        </w:rPr>
+        <w:t>書21:1–45</w:t>
+      </w:r>
       <w:r>
         <w:rPr>
           <w:lang w:val="zh_TW" w:bidi="zh_TW"/>
@@ -2579,36 +2009,24 @@
         </w:rPr>
         <w:t>約書亞允許定居在約旦河東的兩個半支派返回家園（</w:t>
       </w:r>
-      <w:hyperlink r:id="rId95">
-        <w:r>
-          <w:rPr>
-            <w:lang w:val="zh_TW" w:bidi="zh_TW"/>
-          </w:rPr>
-          <w:rPr>
-            <w:color w:val="0000EE"/>
-            <w:u w:val="single"/>
-          </w:rPr>
-          <w:t>書22:1–9</w:t>
-        </w:r>
-      </w:hyperlink>
+      <w:r>
+        <w:rPr>
+          <w:lang w:val="zh_TW" w:bidi="zh_TW"/>
+        </w:rPr>
+        <w:t>書22:1–9</w:t>
+      </w:r>
       <w:r>
         <w:rPr>
           <w:lang w:val="zh_TW" w:bidi="zh_TW"/>
         </w:rPr>
         <w:t>）。隨著年齡增長，約書亞敦促以色列保持對神的忠誠（</w:t>
       </w:r>
-      <w:hyperlink r:id="rId96">
-        <w:r>
-          <w:rPr>
-            <w:lang w:val="zh_TW" w:bidi="zh_TW"/>
-          </w:rPr>
-          <w:rPr>
-            <w:color w:val="0000EE"/>
-            <w:u w:val="single"/>
-          </w:rPr>
-          <w:t>書23:1–24:28</w:t>
-        </w:r>
-      </w:hyperlink>
+      <w:r>
+        <w:rPr>
+          <w:lang w:val="zh_TW" w:bidi="zh_TW"/>
+        </w:rPr>
+        <w:t>書23:1–24:28</w:t>
+      </w:r>
       <w:r>
         <w:rPr>
           <w:lang w:val="zh_TW" w:bidi="zh_TW"/>
@@ -2639,54 +2057,36 @@
         </w:rPr>
         <w:t>」（</w:t>
       </w:r>
-      <w:hyperlink r:id="rId97">
-        <w:r>
-          <w:rPr>
-            <w:lang w:val="zh_TW" w:bidi="zh_TW"/>
-          </w:rPr>
-          <w:rPr>
-            <w:color w:val="0000EE"/>
-            <w:u w:val="single"/>
-          </w:rPr>
-          <w:t>書24:15</w:t>
-        </w:r>
-      </w:hyperlink>
+      <w:r>
+        <w:rPr>
+          <w:lang w:val="zh_TW" w:bidi="zh_TW"/>
+        </w:rPr>
+        <w:t>書24:15</w:t>
+      </w:r>
       <w:r>
         <w:rPr>
           <w:lang w:val="zh_TW" w:bidi="zh_TW"/>
         </w:rPr>
         <w:t>）。約書亞在110歲時去世，葬於亭拿‧西拉（</w:t>
       </w:r>
-      <w:hyperlink r:id="rId98">
-        <w:r>
-          <w:rPr>
-            <w:lang w:val="zh_TW" w:bidi="zh_TW"/>
-          </w:rPr>
-          <w:rPr>
-            <w:color w:val="0000EE"/>
-            <w:u w:val="single"/>
-          </w:rPr>
-          <w:t>書24:29–30</w:t>
-        </w:r>
-      </w:hyperlink>
+      <w:r>
+        <w:rPr>
+          <w:lang w:val="zh_TW" w:bidi="zh_TW"/>
+        </w:rPr>
+        <w:t>書24:29–30</w:t>
+      </w:r>
       <w:r>
         <w:rPr>
           <w:lang w:val="zh_TW" w:bidi="zh_TW"/>
         </w:rPr>
         <w:t>；</w:t>
       </w:r>
-      <w:hyperlink r:id="rId99">
-        <w:r>
-          <w:rPr>
-            <w:lang w:val="zh_TW" w:bidi="zh_TW"/>
-          </w:rPr>
-          <w:rPr>
-            <w:color w:val="0000EE"/>
-            <w:u w:val="single"/>
-          </w:rPr>
-          <w:t>士2:8–9</w:t>
-        </w:r>
-      </w:hyperlink>
+      <w:r>
+        <w:rPr>
+          <w:lang w:val="zh_TW" w:bidi="zh_TW"/>
+        </w:rPr>
+        <w:t>士2:8–9</w:t>
+      </w:r>
       <w:r>
         <w:rPr>
           <w:lang w:val="zh_TW" w:bidi="zh_TW"/>
@@ -2707,90 +2107,60 @@
         </w:rPr>
         <w:t>約書亞的一生展現出極大的忠心，除了面對基遍人時（</w:t>
       </w:r>
-      <w:hyperlink r:id="rId100">
-        <w:r>
-          <w:rPr>
-            <w:lang w:val="zh_TW" w:bidi="zh_TW"/>
-          </w:rPr>
-          <w:rPr>
-            <w:color w:val="0000EE"/>
-            <w:u w:val="single"/>
-          </w:rPr>
-          <w:t>書9:1–27</w:t>
-        </w:r>
-      </w:hyperlink>
+      <w:r>
+        <w:rPr>
+          <w:lang w:val="zh_TW" w:bidi="zh_TW"/>
+        </w:rPr>
+        <w:t>書9:1–27</w:t>
+      </w:r>
       <w:r>
         <w:rPr>
           <w:lang w:val="zh_TW" w:bidi="zh_TW"/>
         </w:rPr>
         <w:t>）。他沒有向耶和華尋求決策的指引。以色列人跟隨約書亞和他所訓練的長老，忠心侍奉神（</w:t>
       </w:r>
-      <w:hyperlink r:id="rId101">
-        <w:r>
-          <w:rPr>
-            <w:lang w:val="zh_TW" w:bidi="zh_TW"/>
-          </w:rPr>
-          <w:rPr>
-            <w:color w:val="0000EE"/>
-            <w:u w:val="single"/>
-          </w:rPr>
-          <w:t>書24:31</w:t>
-        </w:r>
-      </w:hyperlink>
+      <w:r>
+        <w:rPr>
+          <w:lang w:val="zh_TW" w:bidi="zh_TW"/>
+        </w:rPr>
+        <w:t>書24:31</w:t>
+      </w:r>
       <w:r>
         <w:rPr>
           <w:lang w:val="zh_TW" w:bidi="zh_TW"/>
         </w:rPr>
         <w:t>；</w:t>
       </w:r>
-      <w:hyperlink r:id="rId102">
-        <w:r>
-          <w:rPr>
-            <w:lang w:val="zh_TW" w:bidi="zh_TW"/>
-          </w:rPr>
-          <w:rPr>
-            <w:color w:val="0000EE"/>
-            <w:u w:val="single"/>
-          </w:rPr>
-          <w:t>士2:7</w:t>
-        </w:r>
-      </w:hyperlink>
+      <w:r>
+        <w:rPr>
+          <w:lang w:val="zh_TW" w:bidi="zh_TW"/>
+        </w:rPr>
+        <w:t>士2:7</w:t>
+      </w:r>
       <w:r>
         <w:rPr>
           <w:lang w:val="zh_TW" w:bidi="zh_TW"/>
         </w:rPr>
         <w:t>）。司提反在殉道前的講道中提到約書亞（</w:t>
       </w:r>
-      <w:hyperlink r:id="rId103">
-        <w:r>
-          <w:rPr>
-            <w:lang w:val="zh_TW" w:bidi="zh_TW"/>
-          </w:rPr>
-          <w:rPr>
-            <w:color w:val="0000EE"/>
-            <w:u w:val="single"/>
-          </w:rPr>
-          <w:t>徒7:45</w:t>
-        </w:r>
-      </w:hyperlink>
+      <w:r>
+        <w:rPr>
+          <w:lang w:val="zh_TW" w:bidi="zh_TW"/>
+        </w:rPr>
+        <w:t>徒7:45</w:t>
+      </w:r>
       <w:r>
         <w:rPr>
           <w:lang w:val="zh_TW" w:bidi="zh_TW"/>
         </w:rPr>
         <w:t>）。希伯來書的作者用約書亞征服耶利哥的事例，來說明信心（</w:t>
       </w:r>
-      <w:hyperlink r:id="rId104">
-        <w:r>
-          <w:rPr>
-            <w:lang w:val="zh_TW" w:bidi="zh_TW"/>
-          </w:rPr>
-          <w:rPr>
-            <w:color w:val="0000EE"/>
-            <w:u w:val="single"/>
-          </w:rPr>
-          <w:t>來11:30</w:t>
-        </w:r>
-      </w:hyperlink>
+      <w:r>
+        <w:rPr>
+          <w:lang w:val="zh_TW" w:bidi="zh_TW"/>
+        </w:rPr>
+        <w:t>來11:30</w:t>
+      </w:r>
       <w:r>
         <w:rPr>
           <w:lang w:val="zh_TW" w:bidi="zh_TW"/>
@@ -2820,162 +2190,108 @@
           <w:lang w:val="zh_TW" w:bidi="zh_TW"/>
         </w:rPr>
       </w:r>
-      <w:hyperlink r:id="rId105">
-        <w:r>
-          <w:rPr>
-            <w:lang w:val="zh_TW" w:bidi="zh_TW"/>
-          </w:rPr>
-          <w:rPr>
-            <w:color w:val="0000EE"/>
-            <w:u w:val="single"/>
-          </w:rPr>
-          <w:t>出17:8–15</w:t>
-        </w:r>
-      </w:hyperlink>
+      <w:r>
+        <w:rPr>
+          <w:lang w:val="zh_TW" w:bidi="zh_TW"/>
+        </w:rPr>
+        <w:t>出17:8–15</w:t>
+      </w:r>
       <w:r>
         <w:rPr>
           <w:lang w:val="zh_TW" w:bidi="zh_TW"/>
         </w:rPr>
         <w:t>；</w:t>
       </w:r>
-      <w:hyperlink r:id="rId106">
-        <w:r>
-          <w:rPr>
-            <w:lang w:val="zh_TW" w:bidi="zh_TW"/>
-          </w:rPr>
-          <w:rPr>
-            <w:color w:val="0000EE"/>
-            <w:u w:val="single"/>
-          </w:rPr>
-          <w:t>民13:1–14:38</w:t>
-        </w:r>
-      </w:hyperlink>
+      <w:r>
+        <w:rPr>
+          <w:lang w:val="zh_TW" w:bidi="zh_TW"/>
+        </w:rPr>
+        <w:t>民13:1–14:38</w:t>
+      </w:r>
       <w:r>
         <w:rPr>
           <w:lang w:val="zh_TW" w:bidi="zh_TW"/>
         </w:rPr>
         <w:t>，</w:t>
       </w:r>
-      <w:hyperlink r:id="rId79">
-        <w:r>
-          <w:rPr>
-            <w:lang w:val="zh_TW" w:bidi="zh_TW"/>
-          </w:rPr>
-          <w:rPr>
-            <w:color w:val="0000EE"/>
-            <w:u w:val="single"/>
-          </w:rPr>
-          <w:t>27:15–23</w:t>
-        </w:r>
-      </w:hyperlink>
+      <w:r>
+        <w:rPr>
+          <w:lang w:val="zh_TW" w:bidi="zh_TW"/>
+        </w:rPr>
+        <w:t>27:15–23</w:t>
+      </w:r>
       <w:r>
         <w:rPr>
           <w:lang w:val="zh_TW" w:bidi="zh_TW"/>
         </w:rPr>
         <w:t>，</w:t>
       </w:r>
-      <w:hyperlink r:id="rId107">
-        <w:r>
-          <w:rPr>
-            <w:lang w:val="zh_TW" w:bidi="zh_TW"/>
-          </w:rPr>
-          <w:rPr>
-            <w:color w:val="0000EE"/>
-            <w:u w:val="single"/>
-          </w:rPr>
-          <w:t>34:17</w:t>
-        </w:r>
-      </w:hyperlink>
+      <w:r>
+        <w:rPr>
+          <w:lang w:val="zh_TW" w:bidi="zh_TW"/>
+        </w:rPr>
+        <w:t>34:17</w:t>
+      </w:r>
       <w:r>
         <w:rPr>
           <w:lang w:val="zh_TW" w:bidi="zh_TW"/>
         </w:rPr>
         <w:t>；</w:t>
       </w:r>
-      <w:hyperlink r:id="rId80">
-        <w:r>
-          <w:rPr>
-            <w:lang w:val="zh_TW" w:bidi="zh_TW"/>
-          </w:rPr>
-          <w:rPr>
-            <w:color w:val="0000EE"/>
-            <w:u w:val="single"/>
-          </w:rPr>
-          <w:t>申34:9</w:t>
-        </w:r>
-      </w:hyperlink>
+      <w:r>
+        <w:rPr>
+          <w:lang w:val="zh_TW" w:bidi="zh_TW"/>
+        </w:rPr>
+        <w:t>申34:9</w:t>
+      </w:r>
       <w:r>
         <w:rPr>
           <w:lang w:val="zh_TW" w:bidi="zh_TW"/>
         </w:rPr>
         <w:t>；</w:t>
       </w:r>
-      <w:hyperlink r:id="rId81">
-        <w:r>
-          <w:rPr>
-            <w:lang w:val="zh_TW" w:bidi="zh_TW"/>
-          </w:rPr>
-          <w:rPr>
-            <w:color w:val="0000EE"/>
-            <w:u w:val="single"/>
-          </w:rPr>
-          <w:t>書1:1–18</w:t>
-        </w:r>
-      </w:hyperlink>
+      <w:r>
+        <w:rPr>
+          <w:lang w:val="zh_TW" w:bidi="zh_TW"/>
+        </w:rPr>
+        <w:t>書1:1–18</w:t>
+      </w:r>
       <w:r>
         <w:rPr>
           <w:lang w:val="zh_TW" w:bidi="zh_TW"/>
         </w:rPr>
         <w:t>，</w:t>
       </w:r>
-      <w:hyperlink r:id="rId108">
-        <w:r>
-          <w:rPr>
-            <w:lang w:val="zh_TW" w:bidi="zh_TW"/>
-          </w:rPr>
-          <w:rPr>
-            <w:color w:val="0000EE"/>
-            <w:u w:val="single"/>
-          </w:rPr>
-          <w:t>4:1–24:33</w:t>
-        </w:r>
-      </w:hyperlink>
+      <w:r>
+        <w:rPr>
+          <w:lang w:val="zh_TW" w:bidi="zh_TW"/>
+        </w:rPr>
+        <w:t>4:1–24:33</w:t>
+      </w:r>
       <w:r>
         <w:rPr>
           <w:lang w:val="zh_TW" w:bidi="zh_TW"/>
         </w:rPr>
         <w:t>；</w:t>
       </w:r>
-      <w:hyperlink r:id="rId109">
-        <w:r>
-          <w:rPr>
-            <w:lang w:val="zh_TW" w:bidi="zh_TW"/>
-          </w:rPr>
-          <w:rPr>
-            <w:color w:val="0000EE"/>
-            <w:u w:val="single"/>
-          </w:rPr>
-          <w:t>士2:6–9</w:t>
-        </w:r>
-      </w:hyperlink>
+      <w:r>
+        <w:rPr>
+          <w:lang w:val="zh_TW" w:bidi="zh_TW"/>
+        </w:rPr>
+        <w:t>士2:6–9</w:t>
+      </w:r>
       <w:r>
         <w:rPr>
           <w:lang w:val="zh_TW" w:bidi="zh_TW"/>
         </w:rPr>
         <w:t>；</w:t>
       </w:r>
-      <w:hyperlink r:id="rId104">
-        <w:r>
-          <w:rPr>
-            <w:lang w:val="zh_TW" w:bidi="zh_TW"/>
-          </w:rPr>
-          <w:rPr>
-            <w:color w:val="0000EE"/>
-            <w:u w:val="single"/>
-          </w:rPr>
-          <w:t>來11:30</w:t>
-        </w:r>
-      </w:hyperlink>
+      <w:r>
+        <w:rPr>
+          <w:lang w:val="zh_TW" w:bidi="zh_TW"/>
+        </w:rPr>
+        <w:t>來11:30</w:t>
+      </w:r>
       <w:r>
         <w:rPr>
           <w:lang w:val="zh_TW" w:bidi="zh_TW"/>
@@ -3036,18 +2352,12 @@
         </w:rPr>
         <w:t>跟隨耶和華。他遵行摩西的一切律法（</w:t>
       </w:r>
-      <w:hyperlink r:id="rId110">
-        <w:r>
-          <w:rPr>
-            <w:lang w:val="zh_TW" w:bidi="zh_TW"/>
-          </w:rPr>
-          <w:rPr>
-            <w:color w:val="0000EE"/>
-            <w:u w:val="single"/>
-          </w:rPr>
-          <w:t>王下23:25</w:t>
-        </w:r>
-      </w:hyperlink>
+      <w:r>
+        <w:rPr>
+          <w:lang w:val="zh_TW" w:bidi="zh_TW"/>
+        </w:rPr>
+        <w:t>王下23:25</w:t>
+      </w:r>
       <w:r>
         <w:rPr>
           <w:lang w:val="zh_TW" w:bidi="zh_TW"/>
@@ -3080,54 +2390,36 @@
         </w:rPr>
         <w:t>殺了他。隨後，他們立約西亞為王（</w:t>
       </w:r>
-      <w:hyperlink r:id="rId111">
-        <w:r>
-          <w:rPr>
-            <w:lang w:val="zh_TW" w:bidi="zh_TW"/>
-          </w:rPr>
-          <w:rPr>
-            <w:color w:val="0000EE"/>
-            <w:u w:val="single"/>
-          </w:rPr>
-          <w:t>王下21:23–24</w:t>
-        </w:r>
-      </w:hyperlink>
+      <w:r>
+        <w:rPr>
+          <w:lang w:val="zh_TW" w:bidi="zh_TW"/>
+        </w:rPr>
+        <w:t>王下21:23–24</w:t>
+      </w:r>
       <w:r>
         <w:rPr>
           <w:lang w:val="zh_TW" w:bidi="zh_TW"/>
         </w:rPr>
         <w:t>，</w:t>
       </w:r>
-      <w:hyperlink r:id="rId112">
-        <w:r>
-          <w:rPr>
-            <w:lang w:val="zh_TW" w:bidi="zh_TW"/>
-          </w:rPr>
-          <w:rPr>
-            <w:color w:val="0000EE"/>
-            <w:u w:val="single"/>
-          </w:rPr>
-          <w:t>22:1</w:t>
-        </w:r>
-      </w:hyperlink>
+      <w:r>
+        <w:rPr>
+          <w:lang w:val="zh_TW" w:bidi="zh_TW"/>
+        </w:rPr>
+        <w:t>22:1</w:t>
+      </w:r>
       <w:r>
         <w:rPr>
           <w:lang w:val="zh_TW" w:bidi="zh_TW"/>
         </w:rPr>
         <w:t>；</w:t>
       </w:r>
-      <w:hyperlink r:id="rId113">
-        <w:r>
-          <w:rPr>
-            <w:lang w:val="zh_TW" w:bidi="zh_TW"/>
-          </w:rPr>
-          <w:rPr>
-            <w:color w:val="0000EE"/>
-            <w:u w:val="single"/>
-          </w:rPr>
-          <w:t>代下33:24–34:1</w:t>
-        </w:r>
-      </w:hyperlink>
+      <w:r>
+        <w:rPr>
+          <w:lang w:val="zh_TW" w:bidi="zh_TW"/>
+        </w:rPr>
+        <w:t>代下33:24–34:1</w:t>
+      </w:r>
       <w:r>
         <w:rPr>
           <w:lang w:val="zh_TW" w:bidi="zh_TW"/>
@@ -3148,18 +2440,12 @@
         </w:rPr>
         <w:t>當約西亞十六歲時，他開始尋求他祖大衛的神（</w:t>
       </w:r>
-      <w:hyperlink r:id="rId114">
-        <w:r>
-          <w:rPr>
-            <w:lang w:val="zh_TW" w:bidi="zh_TW"/>
-          </w:rPr>
-          <w:rPr>
-            <w:color w:val="0000EE"/>
-            <w:u w:val="single"/>
-          </w:rPr>
-          <w:t>代下34:3</w:t>
-        </w:r>
-      </w:hyperlink>
+      <w:r>
+        <w:rPr>
+          <w:lang w:val="zh_TW" w:bidi="zh_TW"/>
+        </w:rPr>
+        <w:t>代下34:3</w:t>
+      </w:r>
       <w:r>
         <w:rPr>
           <w:lang w:val="zh_TW" w:bidi="zh_TW"/>
@@ -3178,36 +2464,24 @@
         </w:rPr>
         <w:t>那裡的壇，並焚燒異教祭司的骸骨，污穢了壇（</w:t>
       </w:r>
-      <w:hyperlink r:id="rId115">
-        <w:r>
-          <w:rPr>
-            <w:lang w:val="zh_TW" w:bidi="zh_TW"/>
-          </w:rPr>
-          <w:rPr>
-            <w:color w:val="0000EE"/>
-            <w:u w:val="single"/>
-          </w:rPr>
-          <w:t>王下23:15–18</w:t>
-        </w:r>
-      </w:hyperlink>
+      <w:r>
+        <w:rPr>
+          <w:lang w:val="zh_TW" w:bidi="zh_TW"/>
+        </w:rPr>
+        <w:t>王下23:15–18</w:t>
+      </w:r>
       <w:r>
         <w:rPr>
           <w:lang w:val="zh_TW" w:bidi="zh_TW"/>
         </w:rPr>
         <w:t>），成就了先前的預言（</w:t>
       </w:r>
-      <w:hyperlink r:id="rId116">
-        <w:r>
-          <w:rPr>
-            <w:lang w:val="zh_TW" w:bidi="zh_TW"/>
-          </w:rPr>
-          <w:rPr>
-            <w:color w:val="0000EE"/>
-            <w:u w:val="single"/>
-          </w:rPr>
-          <w:t>王上13:1–3</w:t>
-        </w:r>
-      </w:hyperlink>
+      <w:r>
+        <w:rPr>
+          <w:lang w:val="zh_TW" w:bidi="zh_TW"/>
+        </w:rPr>
+        <w:t>王上13:1–3</w:t>
+      </w:r>
       <w:r>
         <w:rPr>
           <w:lang w:val="zh_TW" w:bidi="zh_TW"/>
@@ -3228,54 +2502,36 @@
         </w:rPr>
         <w:t>約西亞二十六歲時，他組織了對聖殿的修理工作（</w:t>
       </w:r>
-      <w:hyperlink r:id="rId117">
-        <w:r>
-          <w:rPr>
-            <w:lang w:val="zh_TW" w:bidi="zh_TW"/>
-          </w:rPr>
-          <w:rPr>
-            <w:color w:val="0000EE"/>
-            <w:u w:val="single"/>
-          </w:rPr>
-          <w:t>王下22:3–7</w:t>
-        </w:r>
-      </w:hyperlink>
+      <w:r>
+        <w:rPr>
+          <w:lang w:val="zh_TW" w:bidi="zh_TW"/>
+        </w:rPr>
+        <w:t>王下22:3–7</w:t>
+      </w:r>
       <w:r>
         <w:rPr>
           <w:lang w:val="zh_TW" w:bidi="zh_TW"/>
         </w:rPr>
         <w:t>）。在這個過程中，祭司希勒家找到律法書並讀給約西亞。約西亞因律法書中對背棄信仰的警告而感到痛悔（</w:t>
       </w:r>
-      <w:hyperlink r:id="rId118">
-        <w:r>
-          <w:rPr>
-            <w:lang w:val="zh_TW" w:bidi="zh_TW"/>
-          </w:rPr>
-          <w:rPr>
-            <w:color w:val="0000EE"/>
-            <w:u w:val="single"/>
-          </w:rPr>
-          <w:t>王下22:8–20</w:t>
-        </w:r>
-      </w:hyperlink>
+      <w:r>
+        <w:rPr>
+          <w:lang w:val="zh_TW" w:bidi="zh_TW"/>
+        </w:rPr>
+        <w:t>王下22:8–20</w:t>
+      </w:r>
       <w:r>
         <w:rPr>
           <w:lang w:val="zh_TW" w:bidi="zh_TW"/>
         </w:rPr>
         <w:t>）。隨後，他更加竭力遵行神的教導，並帶領百姓敬拜耶和華。他按照律法的要求慶祝逾越節，摧毀了許多用於巴力和太陽崇拜的物品，並清除了猶大的異教邱壇（</w:t>
       </w:r>
-      <w:hyperlink r:id="rId119">
-        <w:r>
-          <w:rPr>
-            <w:lang w:val="zh_TW" w:bidi="zh_TW"/>
-          </w:rPr>
-          <w:rPr>
-            <w:color w:val="0000EE"/>
-            <w:u w:val="single"/>
-          </w:rPr>
-          <w:t>王下23:4–14</w:t>
-        </w:r>
-      </w:hyperlink>
+      <w:r>
+        <w:rPr>
+          <w:lang w:val="zh_TW" w:bidi="zh_TW"/>
+        </w:rPr>
+        <w:t>王下23:4–14</w:t>
+      </w:r>
       <w:r>
         <w:rPr>
           <w:lang w:val="zh_TW" w:bidi="zh_TW"/>
@@ -3296,54 +2552,36 @@
         </w:rPr>
         <w:t>在一次重要的場合中，約西亞沒有聽從神的引導，這導致他的死亡（</w:t>
       </w:r>
-      <w:hyperlink r:id="rId120">
-        <w:r>
-          <w:rPr>
-            <w:lang w:val="zh_TW" w:bidi="zh_TW"/>
-          </w:rPr>
-          <w:rPr>
-            <w:color w:val="0000EE"/>
-            <w:u w:val="single"/>
-          </w:rPr>
-          <w:t>王下23:29–30</w:t>
-        </w:r>
-      </w:hyperlink>
+      <w:r>
+        <w:rPr>
+          <w:lang w:val="zh_TW" w:bidi="zh_TW"/>
+        </w:rPr>
+        <w:t>王下23:29–30</w:t>
+      </w:r>
       <w:r>
         <w:rPr>
           <w:lang w:val="zh_TW" w:bidi="zh_TW"/>
         </w:rPr>
         <w:t>；</w:t>
       </w:r>
-      <w:hyperlink r:id="rId121">
-        <w:r>
-          <w:rPr>
-            <w:lang w:val="zh_TW" w:bidi="zh_TW"/>
-          </w:rPr>
-          <w:rPr>
-            <w:color w:val="0000EE"/>
-            <w:u w:val="single"/>
-          </w:rPr>
-          <w:t>代下35:20–25</w:t>
-        </w:r>
-      </w:hyperlink>
+      <w:r>
+        <w:rPr>
+          <w:lang w:val="zh_TW" w:bidi="zh_TW"/>
+        </w:rPr>
+        <w:t>代下35:20–25</w:t>
+      </w:r>
       <w:r>
         <w:rPr>
           <w:lang w:val="zh_TW" w:bidi="zh_TW"/>
         </w:rPr>
         <w:t>）。在公元前609年，法老尼哥向迦基米施進軍，以協助亞述軍隊對抗巴比倫。約西亞在米吉多阻擋尼哥，可能是為了支持巴比倫人。尼哥宣稱耶和華期望他與巴比倫爭戰，但約西亞攻擊了他，並在戰鬥中陣亡。耶利米和猶大百姓深切追悼約西亞（</w:t>
       </w:r>
-      <w:hyperlink r:id="rId122">
-        <w:r>
-          <w:rPr>
-            <w:lang w:val="zh_TW" w:bidi="zh_TW"/>
-          </w:rPr>
-          <w:rPr>
-            <w:color w:val="0000EE"/>
-            <w:u w:val="single"/>
-          </w:rPr>
-          <w:t>代下35:25</w:t>
-        </w:r>
-      </w:hyperlink>
+      <w:r>
+        <w:rPr>
+          <w:lang w:val="zh_TW" w:bidi="zh_TW"/>
+        </w:rPr>
+        <w:t>代下35:25</w:t>
+      </w:r>
       <w:r>
         <w:rPr>
           <w:lang w:val="zh_TW" w:bidi="zh_TW"/>
@@ -3387,144 +2625,96 @@
           <w:lang w:val="zh_TW" w:bidi="zh_TW"/>
         </w:rPr>
       </w:r>
-      <w:hyperlink r:id="rId123">
-        <w:r>
-          <w:rPr>
-            <w:lang w:val="zh_TW" w:bidi="zh_TW"/>
-          </w:rPr>
-          <w:rPr>
-            <w:color w:val="0000EE"/>
-            <w:u w:val="single"/>
-          </w:rPr>
-          <w:t>王上13:2</w:t>
-        </w:r>
-      </w:hyperlink>
+      <w:r>
+        <w:rPr>
+          <w:lang w:val="zh_TW" w:bidi="zh_TW"/>
+        </w:rPr>
+        <w:t>王上13:2</w:t>
+      </w:r>
       <w:r>
         <w:rPr>
           <w:lang w:val="zh_TW" w:bidi="zh_TW"/>
         </w:rPr>
         <w:t>；</w:t>
       </w:r>
-      <w:hyperlink r:id="rId124">
-        <w:r>
-          <w:rPr>
-            <w:lang w:val="zh_TW" w:bidi="zh_TW"/>
-          </w:rPr>
-          <w:rPr>
-            <w:color w:val="0000EE"/>
-            <w:u w:val="single"/>
-          </w:rPr>
-          <w:t>王下21:24–23:30</w:t>
-        </w:r>
-      </w:hyperlink>
+      <w:r>
+        <w:rPr>
+          <w:lang w:val="zh_TW" w:bidi="zh_TW"/>
+        </w:rPr>
+        <w:t>王下21:24–23:30</w:t>
+      </w:r>
       <w:r>
         <w:rPr>
           <w:lang w:val="zh_TW" w:bidi="zh_TW"/>
         </w:rPr>
         <w:t>；</w:t>
       </w:r>
-      <w:hyperlink r:id="rId125">
-        <w:r>
-          <w:rPr>
-            <w:lang w:val="zh_TW" w:bidi="zh_TW"/>
-          </w:rPr>
-          <w:rPr>
-            <w:color w:val="0000EE"/>
-            <w:u w:val="single"/>
-          </w:rPr>
-          <w:t>代下33:25–35:27</w:t>
-        </w:r>
-      </w:hyperlink>
+      <w:r>
+        <w:rPr>
+          <w:lang w:val="zh_TW" w:bidi="zh_TW"/>
+        </w:rPr>
+        <w:t>代下33:25–35:27</w:t>
+      </w:r>
       <w:r>
         <w:rPr>
           <w:lang w:val="zh_TW" w:bidi="zh_TW"/>
         </w:rPr>
         <w:t>；</w:t>
       </w:r>
-      <w:hyperlink r:id="rId126">
-        <w:r>
-          <w:rPr>
-            <w:lang w:val="zh_TW" w:bidi="zh_TW"/>
-          </w:rPr>
-          <w:rPr>
-            <w:color w:val="0000EE"/>
-            <w:u w:val="single"/>
-          </w:rPr>
-          <w:t>耶1:1–4</w:t>
-        </w:r>
-      </w:hyperlink>
+      <w:r>
+        <w:rPr>
+          <w:lang w:val="zh_TW" w:bidi="zh_TW"/>
+        </w:rPr>
+        <w:t>耶1:1–4</w:t>
+      </w:r>
       <w:r>
         <w:rPr>
           <w:lang w:val="zh_TW" w:bidi="zh_TW"/>
         </w:rPr>
         <w:t>，</w:t>
       </w:r>
-      <w:hyperlink r:id="rId127">
-        <w:r>
-          <w:rPr>
-            <w:lang w:val="zh_TW" w:bidi="zh_TW"/>
-          </w:rPr>
-          <w:rPr>
-            <w:color w:val="0000EE"/>
-            <w:u w:val="single"/>
-          </w:rPr>
-          <w:t>22:13–23</w:t>
-        </w:r>
-      </w:hyperlink>
+      <w:r>
+        <w:rPr>
+          <w:lang w:val="zh_TW" w:bidi="zh_TW"/>
+        </w:rPr>
+        <w:t>22:13–23</w:t>
+      </w:r>
       <w:r>
         <w:rPr>
           <w:lang w:val="zh_TW" w:bidi="zh_TW"/>
         </w:rPr>
         <w:t>，</w:t>
       </w:r>
-      <w:hyperlink r:id="rId128">
-        <w:r>
-          <w:rPr>
-            <w:lang w:val="zh_TW" w:bidi="zh_TW"/>
-          </w:rPr>
-          <w:rPr>
-            <w:color w:val="0000EE"/>
-            <w:u w:val="single"/>
-          </w:rPr>
-          <w:t>25:3</w:t>
-        </w:r>
-      </w:hyperlink>
+      <w:r>
+        <w:rPr>
+          <w:lang w:val="zh_TW" w:bidi="zh_TW"/>
+        </w:rPr>
+        <w:t>25:3</w:t>
+      </w:r>
       <w:r>
         <w:rPr>
           <w:lang w:val="zh_TW" w:bidi="zh_TW"/>
         </w:rPr>
         <w:t>，</w:t>
       </w:r>
-      <w:hyperlink r:id="rId129">
-        <w:r>
-          <w:rPr>
-            <w:lang w:val="zh_TW" w:bidi="zh_TW"/>
-          </w:rPr>
-          <w:rPr>
-            <w:color w:val="0000EE"/>
-            <w:u w:val="single"/>
-          </w:rPr>
-          <w:t>36:2</w:t>
-        </w:r>
-      </w:hyperlink>
+      <w:r>
+        <w:rPr>
+          <w:lang w:val="zh_TW" w:bidi="zh_TW"/>
+        </w:rPr>
+        <w:t>36:2</w:t>
+      </w:r>
       <w:r>
         <w:rPr>
           <w:lang w:val="zh_TW" w:bidi="zh_TW"/>
         </w:rPr>
         <w:t>；</w:t>
       </w:r>
-      <w:hyperlink r:id="rId130">
-        <w:r>
-          <w:rPr>
-            <w:lang w:val="zh_TW" w:bidi="zh_TW"/>
-          </w:rPr>
-          <w:rPr>
-            <w:color w:val="0000EE"/>
-            <w:u w:val="single"/>
-          </w:rPr>
-          <w:t>番1:1</w:t>
-        </w:r>
-      </w:hyperlink>
+      <w:r>
+        <w:rPr>
+          <w:lang w:val="zh_TW" w:bidi="zh_TW"/>
+        </w:rPr>
+        <w:t>番1:1</w:t>
+      </w:r>
       <w:r>
         <w:rPr>
           <w:lang w:val="zh_TW" w:bidi="zh_TW"/>
@@ -3573,162 +2763,108 @@
         </w:rPr>
         <w:t>約押是大衛的姪兒，也是大衛姐姐洗魯雅的兒子（</w:t>
       </w:r>
-      <w:hyperlink r:id="rId131">
-        <w:r>
-          <w:rPr>
-            <w:lang w:val="zh_TW" w:bidi="zh_TW"/>
-          </w:rPr>
-          <w:rPr>
-            <w:color w:val="0000EE"/>
-            <w:u w:val="single"/>
-          </w:rPr>
-          <w:t>代上2:13–16</w:t>
-        </w:r>
-      </w:hyperlink>
+      <w:r>
+        <w:rPr>
+          <w:lang w:val="zh_TW" w:bidi="zh_TW"/>
+        </w:rPr>
+        <w:t>代上2:13–16</w:t>
+      </w:r>
       <w:r>
         <w:rPr>
           <w:lang w:val="zh_TW" w:bidi="zh_TW"/>
         </w:rPr>
         <w:t>）。他的兄弟是亞比篩和亞撒黑。因約押的勇氣與軍事才能，他成了大衛軍隊的元帥（</w:t>
       </w:r>
-      <w:hyperlink r:id="rId132">
-        <w:r>
-          <w:rPr>
-            <w:lang w:val="zh_TW" w:bidi="zh_TW"/>
-          </w:rPr>
-          <w:rPr>
-            <w:color w:val="0000EE"/>
-            <w:u w:val="single"/>
-          </w:rPr>
-          <w:t>撒下2:18</w:t>
-        </w:r>
-      </w:hyperlink>
+      <w:r>
+        <w:rPr>
+          <w:lang w:val="zh_TW" w:bidi="zh_TW"/>
+        </w:rPr>
+        <w:t>撒下2:18</w:t>
+      </w:r>
       <w:r>
         <w:rPr>
           <w:lang w:val="zh_TW" w:bidi="zh_TW"/>
         </w:rPr>
         <w:t>，</w:t>
       </w:r>
-      <w:hyperlink r:id="rId133">
-        <w:r>
-          <w:rPr>
-            <w:lang w:val="zh_TW" w:bidi="zh_TW"/>
-          </w:rPr>
-          <w:rPr>
-            <w:color w:val="0000EE"/>
-            <w:u w:val="single"/>
-          </w:rPr>
-          <w:t>8:16</w:t>
-        </w:r>
-      </w:hyperlink>
+      <w:r>
+        <w:rPr>
+          <w:lang w:val="zh_TW" w:bidi="zh_TW"/>
+        </w:rPr>
+        <w:t>8:16</w:t>
+      </w:r>
       <w:r>
         <w:rPr>
           <w:lang w:val="zh_TW" w:bidi="zh_TW"/>
         </w:rPr>
         <w:t>，</w:t>
       </w:r>
-      <w:hyperlink r:id="rId134">
-        <w:r>
-          <w:rPr>
-            <w:lang w:val="zh_TW" w:bidi="zh_TW"/>
-          </w:rPr>
-          <w:rPr>
-            <w:color w:val="0000EE"/>
-            <w:u w:val="single"/>
-          </w:rPr>
-          <w:t>11:1</w:t>
-        </w:r>
-      </w:hyperlink>
+      <w:r>
+        <w:rPr>
+          <w:lang w:val="zh_TW" w:bidi="zh_TW"/>
+        </w:rPr>
+        <w:t>11:1</w:t>
+      </w:r>
       <w:r>
         <w:rPr>
           <w:lang w:val="zh_TW" w:bidi="zh_TW"/>
         </w:rPr>
         <w:t>；</w:t>
       </w:r>
-      <w:hyperlink r:id="rId135">
-        <w:r>
-          <w:rPr>
-            <w:lang w:val="zh_TW" w:bidi="zh_TW"/>
-          </w:rPr>
-          <w:rPr>
-            <w:color w:val="0000EE"/>
-            <w:u w:val="single"/>
-          </w:rPr>
-          <w:t>代上18:15</w:t>
-        </w:r>
-      </w:hyperlink>
+      <w:r>
+        <w:rPr>
+          <w:lang w:val="zh_TW" w:bidi="zh_TW"/>
+        </w:rPr>
+        <w:t>代上18:15</w:t>
+      </w:r>
       <w:r>
         <w:rPr>
           <w:lang w:val="zh_TW" w:bidi="zh_TW"/>
         </w:rPr>
         <w:t>）。他因率先攻打耶布斯人所佔據的耶路撒冷城，而贏得元帥的職位（</w:t>
       </w:r>
-      <w:hyperlink r:id="rId136">
-        <w:r>
-          <w:rPr>
-            <w:lang w:val="zh_TW" w:bidi="zh_TW"/>
-          </w:rPr>
-          <w:rPr>
-            <w:color w:val="0000EE"/>
-            <w:u w:val="single"/>
-          </w:rPr>
-          <w:t>代上11:4–9</w:t>
-        </w:r>
-      </w:hyperlink>
+      <w:r>
+        <w:rPr>
+          <w:lang w:val="zh_TW" w:bidi="zh_TW"/>
+        </w:rPr>
+        <w:t>代上11:4–9</w:t>
+      </w:r>
       <w:r>
         <w:rPr>
           <w:lang w:val="zh_TW" w:bidi="zh_TW"/>
         </w:rPr>
         <w:t>）。約押還平息了亞蘭人與亞捫人之間的叛亂（</w:t>
       </w:r>
-      <w:hyperlink r:id="rId137">
-        <w:r>
-          <w:rPr>
-            <w:lang w:val="zh_TW" w:bidi="zh_TW"/>
-          </w:rPr>
-          <w:rPr>
-            <w:color w:val="0000EE"/>
-            <w:u w:val="single"/>
-          </w:rPr>
-          <w:t>撒下10:1–19</w:t>
-        </w:r>
-      </w:hyperlink>
+      <w:r>
+        <w:rPr>
+          <w:lang w:val="zh_TW" w:bidi="zh_TW"/>
+        </w:rPr>
+        <w:t>撒下10:1–19</w:t>
+      </w:r>
       <w:r>
         <w:rPr>
           <w:lang w:val="zh_TW" w:bidi="zh_TW"/>
         </w:rPr>
         <w:t>；</w:t>
       </w:r>
-      <w:hyperlink r:id="rId138">
-        <w:r>
-          <w:rPr>
-            <w:lang w:val="zh_TW" w:bidi="zh_TW"/>
-          </w:rPr>
-          <w:rPr>
-            <w:color w:val="0000EE"/>
-            <w:u w:val="single"/>
-          </w:rPr>
-          <w:t>代上19:8–15</w:t>
-        </w:r>
-      </w:hyperlink>
+      <w:r>
+        <w:rPr>
+          <w:lang w:val="zh_TW" w:bidi="zh_TW"/>
+        </w:rPr>
+        <w:t>代上19:8–15</w:t>
+      </w:r>
       <w:r>
         <w:rPr>
           <w:lang w:val="zh_TW" w:bidi="zh_TW"/>
         </w:rPr>
         <w:t>）。他也為大衛贏得許多關鍵的戰役，對抗由押尼珥所強勢領導的北方以色列軍隊（</w:t>
       </w:r>
-      <w:hyperlink r:id="rId139">
-        <w:r>
-          <w:rPr>
-            <w:lang w:val="zh_TW" w:bidi="zh_TW"/>
-          </w:rPr>
-          <w:rPr>
-            <w:color w:val="0000EE"/>
-            <w:u w:val="single"/>
-          </w:rPr>
-          <w:t>撒下2:12–32</w:t>
-        </w:r>
-      </w:hyperlink>
+      <w:r>
+        <w:rPr>
+          <w:lang w:val="zh_TW" w:bidi="zh_TW"/>
+        </w:rPr>
+        <w:t>撒下2:12–32</w:t>
+      </w:r>
       <w:r>
         <w:rPr>
           <w:lang w:val="zh_TW" w:bidi="zh_TW"/>
@@ -3749,72 +2885,48 @@
         </w:rPr>
         <w:t>約押經常按照自己的判斷，採取對大衛最有利的行動。例如，他協助大衛密謀殺害赫人烏利亞，以掩蓋王與拔示巴的姦淫之事（</w:t>
       </w:r>
-      <w:hyperlink r:id="rId140">
-        <w:r>
-          <w:rPr>
-            <w:lang w:val="zh_TW" w:bidi="zh_TW"/>
-          </w:rPr>
-          <w:rPr>
-            <w:color w:val="0000EE"/>
-            <w:u w:val="single"/>
-          </w:rPr>
-          <w:t>撒下11:1–27</w:t>
-        </w:r>
-      </w:hyperlink>
+      <w:r>
+        <w:rPr>
+          <w:lang w:val="zh_TW" w:bidi="zh_TW"/>
+        </w:rPr>
+        <w:t>撒下11:1–27</w:t>
+      </w:r>
       <w:r>
         <w:rPr>
           <w:lang w:val="zh_TW" w:bidi="zh_TW"/>
         </w:rPr>
         <w:t>）。他說服大衛讓押沙龍回到宮廷（</w:t>
       </w:r>
-      <w:hyperlink r:id="rId141">
-        <w:r>
-          <w:rPr>
-            <w:lang w:val="zh_TW" w:bidi="zh_TW"/>
-          </w:rPr>
-          <w:rPr>
-            <w:color w:val="0000EE"/>
-            <w:u w:val="single"/>
-          </w:rPr>
-          <w:t>14:1–33</w:t>
-        </w:r>
-      </w:hyperlink>
+      <w:r>
+        <w:rPr>
+          <w:lang w:val="zh_TW" w:bidi="zh_TW"/>
+        </w:rPr>
+        <w:t>14:1–33</w:t>
+      </w:r>
       <w:r>
         <w:rPr>
           <w:lang w:val="zh_TW" w:bidi="zh_TW"/>
         </w:rPr>
         <w:t>）。他還試圖阻止大衛數點百姓，這件事使神發怒（</w:t>
       </w:r>
-      <w:hyperlink r:id="rId142">
-        <w:r>
-          <w:rPr>
-            <w:lang w:val="zh_TW" w:bidi="zh_TW"/>
-          </w:rPr>
-          <w:rPr>
-            <w:color w:val="0000EE"/>
-            <w:u w:val="single"/>
-          </w:rPr>
-          <w:t>撒下24:1–9</w:t>
-        </w:r>
-      </w:hyperlink>
+      <w:r>
+        <w:rPr>
+          <w:lang w:val="zh_TW" w:bidi="zh_TW"/>
+        </w:rPr>
+        <w:t>撒下24:1–9</w:t>
+      </w:r>
       <w:r>
         <w:rPr>
           <w:lang w:val="zh_TW" w:bidi="zh_TW"/>
         </w:rPr>
         <w:t>；</w:t>
       </w:r>
-      <w:hyperlink r:id="rId143">
-        <w:r>
-          <w:rPr>
-            <w:lang w:val="zh_TW" w:bidi="zh_TW"/>
-          </w:rPr>
-          <w:rPr>
-            <w:color w:val="0000EE"/>
-            <w:u w:val="single"/>
-          </w:rPr>
-          <w:t>代上21:1–6</w:t>
-        </w:r>
-      </w:hyperlink>
+      <w:r>
+        <w:rPr>
+          <w:lang w:val="zh_TW" w:bidi="zh_TW"/>
+        </w:rPr>
+        <w:t>代上21:1–6</w:t>
+      </w:r>
       <w:r>
         <w:rPr>
           <w:lang w:val="zh_TW" w:bidi="zh_TW"/>
@@ -3835,126 +2947,84 @@
         </w:rPr>
         <w:t>約押對大衛忠誠，但有時會自行其是，無視王的命令。當押尼珥殺害約押的兄弟亞撒黑時（</w:t>
       </w:r>
-      <w:hyperlink r:id="rId144">
-        <w:r>
-          <w:rPr>
-            <w:lang w:val="zh_TW" w:bidi="zh_TW"/>
-          </w:rPr>
-          <w:rPr>
-            <w:color w:val="0000EE"/>
-            <w:u w:val="single"/>
-          </w:rPr>
-          <w:t>撒下2:23</w:t>
-        </w:r>
-      </w:hyperlink>
+      <w:r>
+        <w:rPr>
+          <w:lang w:val="zh_TW" w:bidi="zh_TW"/>
+        </w:rPr>
+        <w:t>撒下2:23</w:t>
+      </w:r>
       <w:r>
         <w:rPr>
           <w:lang w:val="zh_TW" w:bidi="zh_TW"/>
         </w:rPr>
         <w:t>），約押便伺機報仇，殺了押尼珥（</w:t>
       </w:r>
-      <w:hyperlink r:id="rId145">
-        <w:r>
-          <w:rPr>
-            <w:lang w:val="zh_TW" w:bidi="zh_TW"/>
-          </w:rPr>
-          <w:rPr>
-            <w:color w:val="0000EE"/>
-            <w:u w:val="single"/>
-          </w:rPr>
-          <w:t>撒下3:26–30</w:t>
-        </w:r>
-      </w:hyperlink>
+      <w:r>
+        <w:rPr>
+          <w:lang w:val="zh_TW" w:bidi="zh_TW"/>
+        </w:rPr>
+        <w:t>撒下3:26–30</w:t>
+      </w:r>
       <w:r>
         <w:rPr>
           <w:lang w:val="zh_TW" w:bidi="zh_TW"/>
         </w:rPr>
         <w:t>），儘管押尼珥已經效忠大衛（</w:t>
       </w:r>
-      <w:hyperlink r:id="rId146">
-        <w:r>
-          <w:rPr>
-            <w:lang w:val="zh_TW" w:bidi="zh_TW"/>
-          </w:rPr>
-          <w:rPr>
-            <w:color w:val="0000EE"/>
-            <w:u w:val="single"/>
-          </w:rPr>
-          <w:t>撒下3:12–19</w:t>
-        </w:r>
-      </w:hyperlink>
+      <w:r>
+        <w:rPr>
+          <w:lang w:val="zh_TW" w:bidi="zh_TW"/>
+        </w:rPr>
+        <w:t>撒下3:12–19</w:t>
+      </w:r>
       <w:r>
         <w:rPr>
           <w:lang w:val="zh_TW" w:bidi="zh_TW"/>
         </w:rPr>
         <w:t>）。後來，約押又殺了他的表弟亞瑪撒，亞瑪撒曾領導押沙龍的軍隊（</w:t>
       </w:r>
-      <w:hyperlink r:id="rId147">
-        <w:r>
-          <w:rPr>
-            <w:lang w:val="zh_TW" w:bidi="zh_TW"/>
-          </w:rPr>
-          <w:rPr>
-            <w:color w:val="0000EE"/>
-            <w:u w:val="single"/>
-          </w:rPr>
-          <w:t>撒下20:8–10</w:t>
-        </w:r>
-      </w:hyperlink>
+      <w:r>
+        <w:rPr>
+          <w:lang w:val="zh_TW" w:bidi="zh_TW"/>
+        </w:rPr>
+        <w:t>撒下20:8–10</w:t>
+      </w:r>
       <w:r>
         <w:rPr>
           <w:lang w:val="zh_TW" w:bidi="zh_TW"/>
         </w:rPr>
         <w:t>，</w:t>
       </w:r>
-      <w:hyperlink r:id="rId148">
-        <w:r>
-          <w:rPr>
-            <w:lang w:val="zh_TW" w:bidi="zh_TW"/>
-          </w:rPr>
-          <w:rPr>
-            <w:color w:val="0000EE"/>
-            <w:u w:val="single"/>
-          </w:rPr>
-          <w:t>17:25</w:t>
-        </w:r>
-      </w:hyperlink>
+      <w:r>
+        <w:rPr>
+          <w:lang w:val="zh_TW" w:bidi="zh_TW"/>
+        </w:rPr>
+        <w:t>17:25</w:t>
+      </w:r>
       <w:r>
         <w:rPr>
           <w:lang w:val="zh_TW" w:bidi="zh_TW"/>
         </w:rPr>
         <w:t>）。這件事發生在大衛改立亞瑪撒為元帥，取代約押之後（</w:t>
       </w:r>
-      <w:hyperlink r:id="rId149">
-        <w:r>
-          <w:rPr>
-            <w:lang w:val="zh_TW" w:bidi="zh_TW"/>
-          </w:rPr>
-          <w:rPr>
-            <w:color w:val="0000EE"/>
-            <w:u w:val="single"/>
-          </w:rPr>
-          <w:t>撒下19:13</w:t>
-        </w:r>
-      </w:hyperlink>
+      <w:r>
+        <w:rPr>
+          <w:lang w:val="zh_TW" w:bidi="zh_TW"/>
+        </w:rPr>
+        <w:t>撒下19:13</w:t>
+      </w:r>
       <w:r>
         <w:rPr>
           <w:lang w:val="zh_TW" w:bidi="zh_TW"/>
         </w:rPr>
         <w:t>，</w:t>
       </w:r>
-      <w:hyperlink r:id="rId150">
-        <w:r>
-          <w:rPr>
-            <w:lang w:val="zh_TW" w:bidi="zh_TW"/>
-          </w:rPr>
-          <w:rPr>
-            <w:color w:val="0000EE"/>
-            <w:u w:val="single"/>
-          </w:rPr>
-          <w:t>20:4</w:t>
-        </w:r>
-      </w:hyperlink>
+      <w:r>
+        <w:rPr>
+          <w:lang w:val="zh_TW" w:bidi="zh_TW"/>
+        </w:rPr>
+        <w:t>20:4</w:t>
+      </w:r>
       <w:r>
         <w:rPr>
           <w:lang w:val="zh_TW" w:bidi="zh_TW"/>
@@ -3975,108 +3045,72 @@
         </w:rPr>
         <w:t>約押違背大衛明確的命令，殺死了押沙龍（</w:t>
       </w:r>
-      <w:hyperlink r:id="rId151">
-        <w:r>
-          <w:rPr>
-            <w:lang w:val="zh_TW" w:bidi="zh_TW"/>
-          </w:rPr>
-          <w:rPr>
-            <w:color w:val="0000EE"/>
-            <w:u w:val="single"/>
-          </w:rPr>
-          <w:t>撒下18:5</w:t>
-        </w:r>
-      </w:hyperlink>
+      <w:r>
+        <w:rPr>
+          <w:lang w:val="zh_TW" w:bidi="zh_TW"/>
+        </w:rPr>
+        <w:t>撒下18:5</w:t>
+      </w:r>
       <w:r>
         <w:rPr>
           <w:lang w:val="zh_TW" w:bidi="zh_TW"/>
         </w:rPr>
         <w:t>、</w:t>
       </w:r>
-      <w:hyperlink r:id="rId152">
-        <w:r>
-          <w:rPr>
-            <w:lang w:val="zh_TW" w:bidi="zh_TW"/>
-          </w:rPr>
-          <w:rPr>
-            <w:color w:val="0000EE"/>
-            <w:u w:val="single"/>
-          </w:rPr>
-          <w:t>10–17</w:t>
-        </w:r>
-      </w:hyperlink>
+      <w:r>
+        <w:rPr>
+          <w:lang w:val="zh_TW" w:bidi="zh_TW"/>
+        </w:rPr>
+        <w:t>10–17</w:t>
+      </w:r>
       <w:r>
         <w:rPr>
           <w:lang w:val="zh_TW" w:bidi="zh_TW"/>
         </w:rPr>
         <w:t>）。隨後，他責備大衛為押沙龍的死而哀悼，卻沒有讚揚他的軍隊（</w:t>
       </w:r>
-      <w:hyperlink r:id="rId153">
-        <w:r>
-          <w:rPr>
-            <w:lang w:val="zh_TW" w:bidi="zh_TW"/>
-          </w:rPr>
-          <w:rPr>
-            <w:color w:val="0000EE"/>
-            <w:u w:val="single"/>
-          </w:rPr>
-          <w:t>撒下19:5–7</w:t>
-        </w:r>
-      </w:hyperlink>
+      <w:r>
+        <w:rPr>
+          <w:lang w:val="zh_TW" w:bidi="zh_TW"/>
+        </w:rPr>
+        <w:t>撒下19:5–7</w:t>
+      </w:r>
       <w:r>
         <w:rPr>
           <w:lang w:val="zh_TW" w:bidi="zh_TW"/>
         </w:rPr>
         <w:t>）。約押以殘忍的手段奪回大衛軍隊中的最高地位（</w:t>
       </w:r>
-      <w:hyperlink r:id="rId154">
-        <w:r>
-          <w:rPr>
-            <w:lang w:val="zh_TW" w:bidi="zh_TW"/>
-          </w:rPr>
-          <w:rPr>
-            <w:color w:val="0000EE"/>
-            <w:u w:val="single"/>
-          </w:rPr>
-          <w:t>撒下20:23</w:t>
-        </w:r>
-      </w:hyperlink>
+      <w:r>
+        <w:rPr>
+          <w:lang w:val="zh_TW" w:bidi="zh_TW"/>
+        </w:rPr>
+        <w:t>撒下20:23</w:t>
+      </w:r>
       <w:r>
         <w:rPr>
           <w:lang w:val="zh_TW" w:bidi="zh_TW"/>
         </w:rPr>
         <w:t>，</w:t>
       </w:r>
-      <w:hyperlink r:id="rId155">
-        <w:r>
-          <w:rPr>
-            <w:lang w:val="zh_TW" w:bidi="zh_TW"/>
-          </w:rPr>
-          <w:rPr>
-            <w:color w:val="0000EE"/>
-            <w:u w:val="single"/>
-          </w:rPr>
-          <w:t>24:2</w:t>
-        </w:r>
-      </w:hyperlink>
+      <w:r>
+        <w:rPr>
+          <w:lang w:val="zh_TW" w:bidi="zh_TW"/>
+        </w:rPr>
+        <w:t>24:2</w:t>
+      </w:r>
       <w:r>
         <w:rPr>
           <w:lang w:val="zh_TW" w:bidi="zh_TW"/>
         </w:rPr>
         <w:t>；</w:t>
       </w:r>
-      <w:hyperlink r:id="rId156">
-        <w:r>
-          <w:rPr>
-            <w:lang w:val="zh_TW" w:bidi="zh_TW"/>
-          </w:rPr>
-          <w:rPr>
-            <w:color w:val="0000EE"/>
-            <w:u w:val="single"/>
-          </w:rPr>
-          <w:t>王上1:19</w:t>
-        </w:r>
-      </w:hyperlink>
+      <w:r>
+        <w:rPr>
+          <w:lang w:val="zh_TW" w:bidi="zh_TW"/>
+        </w:rPr>
+        <w:t>王上1:19</w:t>
+      </w:r>
       <w:r>
         <w:rPr>
           <w:lang w:val="zh_TW" w:bidi="zh_TW"/>
@@ -4097,36 +3131,24 @@
         </w:rPr>
         <w:t>約押支持亞多尼雅爭奪王位，這決定導致了他的死亡（</w:t>
       </w:r>
-      <w:hyperlink r:id="rId157">
-        <w:r>
-          <w:rPr>
-            <w:lang w:val="zh_TW" w:bidi="zh_TW"/>
-          </w:rPr>
-          <w:rPr>
-            <w:color w:val="0000EE"/>
-            <w:u w:val="single"/>
-          </w:rPr>
-          <w:t>王上1:5–7</w:t>
-        </w:r>
-      </w:hyperlink>
+      <w:r>
+        <w:rPr>
+          <w:lang w:val="zh_TW" w:bidi="zh_TW"/>
+        </w:rPr>
+        <w:t>王上1:5–7</w:t>
+      </w:r>
       <w:r>
         <w:rPr>
           <w:lang w:val="zh_TW" w:bidi="zh_TW"/>
         </w:rPr>
         <w:t>）。在大衛臨終前，吩咐所羅門要處死約押，因他殺害了押尼珥和亞瑪撒。在所羅門登基後，命令比拿雅追殺約押。約押逃到祭壇前，並抓住祭壇的角尋求保護（</w:t>
       </w:r>
-      <w:hyperlink r:id="rId158">
-        <w:r>
-          <w:rPr>
-            <w:lang w:val="zh_TW" w:bidi="zh_TW"/>
-          </w:rPr>
-          <w:rPr>
-            <w:color w:val="0000EE"/>
-            <w:u w:val="single"/>
-          </w:rPr>
-          <w:t>王上2:28–34</w:t>
-        </w:r>
-      </w:hyperlink>
+      <w:r>
+        <w:rPr>
+          <w:lang w:val="zh_TW" w:bidi="zh_TW"/>
+        </w:rPr>
+        <w:t>王上2:28–34</w:t>
+      </w:r>
       <w:r>
         <w:rPr>
           <w:lang w:val="zh_TW" w:bidi="zh_TW"/>
@@ -4145,18 +3167,12 @@
         </w:rPr>
         <w:t>加害於人的結局，而處決他的人則成了以色列軍隊的新元帥（</w:t>
       </w:r>
-      <w:hyperlink r:id="rId159">
-        <w:r>
-          <w:rPr>
-            <w:lang w:val="zh_TW" w:bidi="zh_TW"/>
-          </w:rPr>
-          <w:rPr>
-            <w:color w:val="0000EE"/>
-            <w:u w:val="single"/>
-          </w:rPr>
-          <w:t>王上2:35</w:t>
-        </w:r>
-      </w:hyperlink>
+      <w:r>
+        <w:rPr>
+          <w:lang w:val="zh_TW" w:bidi="zh_TW"/>
+        </w:rPr>
+        <w:t>王上2:35</w:t>
+      </w:r>
       <w:r>
         <w:rPr>
           <w:lang w:val="zh_TW" w:bidi="zh_TW"/>
@@ -4186,450 +3202,300 @@
           <w:lang w:val="zh_TW" w:bidi="zh_TW"/>
         </w:rPr>
       </w:r>
-      <w:hyperlink r:id="rId160">
-        <w:r>
-          <w:rPr>
-            <w:lang w:val="zh_TW" w:bidi="zh_TW"/>
-          </w:rPr>
-          <w:rPr>
-            <w:color w:val="0000EE"/>
-            <w:u w:val="single"/>
-          </w:rPr>
-          <w:t>撒下2:13–32</w:t>
-        </w:r>
-      </w:hyperlink>
+      <w:r>
+        <w:rPr>
+          <w:lang w:val="zh_TW" w:bidi="zh_TW"/>
+        </w:rPr>
+        <w:t>撒下2:13–32</w:t>
+      </w:r>
       <w:r>
         <w:rPr>
           <w:lang w:val="zh_TW" w:bidi="zh_TW"/>
         </w:rPr>
         <w:t>，</w:t>
       </w:r>
-      <w:hyperlink r:id="rId161">
-        <w:r>
-          <w:rPr>
-            <w:lang w:val="zh_TW" w:bidi="zh_TW"/>
-          </w:rPr>
-          <w:rPr>
-            <w:color w:val="0000EE"/>
-            <w:u w:val="single"/>
-          </w:rPr>
-          <w:t>3:22–39</w:t>
-        </w:r>
-      </w:hyperlink>
+      <w:r>
+        <w:rPr>
+          <w:lang w:val="zh_TW" w:bidi="zh_TW"/>
+        </w:rPr>
+        <w:t>3:22–39</w:t>
+      </w:r>
       <w:r>
         <w:rPr>
           <w:lang w:val="zh_TW" w:bidi="zh_TW"/>
         </w:rPr>
         <w:t>，</w:t>
       </w:r>
-      <w:hyperlink r:id="rId133">
-        <w:r>
-          <w:rPr>
-            <w:lang w:val="zh_TW" w:bidi="zh_TW"/>
-          </w:rPr>
-          <w:rPr>
-            <w:color w:val="0000EE"/>
-            <w:u w:val="single"/>
-          </w:rPr>
-          <w:t>8:16</w:t>
-        </w:r>
-      </w:hyperlink>
+      <w:r>
+        <w:rPr>
+          <w:lang w:val="zh_TW" w:bidi="zh_TW"/>
+        </w:rPr>
+        <w:t>8:16</w:t>
+      </w:r>
       <w:r>
         <w:rPr>
           <w:lang w:val="zh_TW" w:bidi="zh_TW"/>
         </w:rPr>
         <w:t>，</w:t>
       </w:r>
-      <w:hyperlink r:id="rId162">
-        <w:r>
-          <w:rPr>
-            <w:lang w:val="zh_TW" w:bidi="zh_TW"/>
-          </w:rPr>
-          <w:rPr>
-            <w:color w:val="0000EE"/>
-            <w:u w:val="single"/>
-          </w:rPr>
-          <w:t>10:7–14</w:t>
-        </w:r>
-      </w:hyperlink>
+      <w:r>
+        <w:rPr>
+          <w:lang w:val="zh_TW" w:bidi="zh_TW"/>
+        </w:rPr>
+        <w:t>10:7–14</w:t>
+      </w:r>
       <w:r>
         <w:rPr>
           <w:lang w:val="zh_TW" w:bidi="zh_TW"/>
         </w:rPr>
         <w:t>，</w:t>
       </w:r>
-      <w:hyperlink r:id="rId163">
-        <w:r>
-          <w:rPr>
-            <w:lang w:val="zh_TW" w:bidi="zh_TW"/>
-          </w:rPr>
-          <w:rPr>
-            <w:color w:val="0000EE"/>
-            <w:u w:val="single"/>
-          </w:rPr>
-          <w:t>11:1–25</w:t>
-        </w:r>
-      </w:hyperlink>
+      <w:r>
+        <w:rPr>
+          <w:lang w:val="zh_TW" w:bidi="zh_TW"/>
+        </w:rPr>
+        <w:t>11:1–25</w:t>
+      </w:r>
       <w:r>
         <w:rPr>
           <w:lang w:val="zh_TW" w:bidi="zh_TW"/>
         </w:rPr>
         <w:t>，</w:t>
       </w:r>
-      <w:hyperlink r:id="rId164">
-        <w:r>
-          <w:rPr>
-            <w:lang w:val="zh_TW" w:bidi="zh_TW"/>
-          </w:rPr>
-          <w:rPr>
-            <w:color w:val="0000EE"/>
-            <w:u w:val="single"/>
-          </w:rPr>
-          <w:t>12:26–28</w:t>
-        </w:r>
-      </w:hyperlink>
+      <w:r>
+        <w:rPr>
+          <w:lang w:val="zh_TW" w:bidi="zh_TW"/>
+        </w:rPr>
+        <w:t>12:26–28</w:t>
+      </w:r>
       <w:r>
         <w:rPr>
           <w:lang w:val="zh_TW" w:bidi="zh_TW"/>
         </w:rPr>
         <w:t>，</w:t>
       </w:r>
-      <w:hyperlink r:id="rId141">
-        <w:r>
-          <w:rPr>
-            <w:lang w:val="zh_TW" w:bidi="zh_TW"/>
-          </w:rPr>
-          <w:rPr>
-            <w:color w:val="0000EE"/>
-            <w:u w:val="single"/>
-          </w:rPr>
-          <w:t>14:1–33</w:t>
-        </w:r>
-      </w:hyperlink>
+      <w:r>
+        <w:rPr>
+          <w:lang w:val="zh_TW" w:bidi="zh_TW"/>
+        </w:rPr>
+        <w:t>14:1–33</w:t>
+      </w:r>
       <w:r>
         <w:rPr>
           <w:lang w:val="zh_TW" w:bidi="zh_TW"/>
         </w:rPr>
         <w:t>，</w:t>
       </w:r>
-      <w:hyperlink r:id="rId148">
-        <w:r>
-          <w:rPr>
-            <w:lang w:val="zh_TW" w:bidi="zh_TW"/>
-          </w:rPr>
-          <w:rPr>
-            <w:color w:val="0000EE"/>
-            <w:u w:val="single"/>
-          </w:rPr>
-          <w:t>17:25</w:t>
-        </w:r>
-      </w:hyperlink>
+      <w:r>
+        <w:rPr>
+          <w:lang w:val="zh_TW" w:bidi="zh_TW"/>
+        </w:rPr>
+        <w:t>17:25</w:t>
+      </w:r>
       <w:r>
         <w:rPr>
           <w:lang w:val="zh_TW" w:bidi="zh_TW"/>
         </w:rPr>
         <w:t>，</w:t>
       </w:r>
-      <w:hyperlink r:id="rId165">
-        <w:r>
-          <w:rPr>
-            <w:lang w:val="zh_TW" w:bidi="zh_TW"/>
-          </w:rPr>
-          <w:rPr>
-            <w:color w:val="0000EE"/>
-            <w:u w:val="single"/>
-          </w:rPr>
-          <w:t>18:2–19:13</w:t>
-        </w:r>
-      </w:hyperlink>
+      <w:r>
+        <w:rPr>
+          <w:lang w:val="zh_TW" w:bidi="zh_TW"/>
+        </w:rPr>
+        <w:t>18:2–19:13</w:t>
+      </w:r>
       <w:r>
         <w:rPr>
           <w:lang w:val="zh_TW" w:bidi="zh_TW"/>
         </w:rPr>
         <w:t>，</w:t>
       </w:r>
-      <w:hyperlink r:id="rId166">
-        <w:r>
-          <w:rPr>
-            <w:lang w:val="zh_TW" w:bidi="zh_TW"/>
-          </w:rPr>
-          <w:rPr>
-            <w:color w:val="0000EE"/>
-            <w:u w:val="single"/>
-          </w:rPr>
-          <w:t>20:7–23</w:t>
-        </w:r>
-      </w:hyperlink>
+      <w:r>
+        <w:rPr>
+          <w:lang w:val="zh_TW" w:bidi="zh_TW"/>
+        </w:rPr>
+        <w:t>20:7–23</w:t>
+      </w:r>
       <w:r>
         <w:rPr>
           <w:lang w:val="zh_TW" w:bidi="zh_TW"/>
         </w:rPr>
         <w:t>，</w:t>
       </w:r>
-      <w:hyperlink r:id="rId167">
-        <w:r>
-          <w:rPr>
-            <w:lang w:val="zh_TW" w:bidi="zh_TW"/>
-          </w:rPr>
-          <w:rPr>
-            <w:color w:val="0000EE"/>
-            <w:u w:val="single"/>
-          </w:rPr>
-          <w:t>24:2–9</w:t>
-        </w:r>
-      </w:hyperlink>
+      <w:r>
+        <w:rPr>
+          <w:lang w:val="zh_TW" w:bidi="zh_TW"/>
+        </w:rPr>
+        <w:t>24:2–9</w:t>
+      </w:r>
       <w:r>
         <w:rPr>
           <w:lang w:val="zh_TW" w:bidi="zh_TW"/>
         </w:rPr>
         <w:t>；</w:t>
       </w:r>
-      <w:hyperlink r:id="rId168">
-        <w:r>
-          <w:rPr>
-            <w:lang w:val="zh_TW" w:bidi="zh_TW"/>
-          </w:rPr>
-          <w:rPr>
-            <w:color w:val="0000EE"/>
-            <w:u w:val="single"/>
-          </w:rPr>
-          <w:t>王上1:7</w:t>
-        </w:r>
-      </w:hyperlink>
+      <w:r>
+        <w:rPr>
+          <w:lang w:val="zh_TW" w:bidi="zh_TW"/>
+        </w:rPr>
+        <w:t>王上1:7</w:t>
+      </w:r>
       <w:r>
         <w:rPr>
           <w:lang w:val="zh_TW" w:bidi="zh_TW"/>
         </w:rPr>
         <w:t>、</w:t>
       </w:r>
-      <w:hyperlink r:id="rId156">
-        <w:r>
-          <w:rPr>
-            <w:lang w:val="zh_TW" w:bidi="zh_TW"/>
-          </w:rPr>
-          <w:rPr>
-            <w:color w:val="0000EE"/>
-            <w:u w:val="single"/>
-          </w:rPr>
-          <w:t>19</w:t>
-        </w:r>
-      </w:hyperlink>
+      <w:r>
+        <w:rPr>
+          <w:lang w:val="zh_TW" w:bidi="zh_TW"/>
+        </w:rPr>
+        <w:t>19</w:t>
+      </w:r>
       <w:r>
         <w:rPr>
           <w:lang w:val="zh_TW" w:bidi="zh_TW"/>
         </w:rPr>
         <w:t>，</w:t>
       </w:r>
-      <w:hyperlink r:id="rId169">
-        <w:r>
-          <w:rPr>
-            <w:lang w:val="zh_TW" w:bidi="zh_TW"/>
-          </w:rPr>
-          <w:rPr>
-            <w:color w:val="0000EE"/>
-            <w:u w:val="single"/>
-          </w:rPr>
-          <w:t>2:28–35</w:t>
-        </w:r>
-      </w:hyperlink>
+      <w:r>
+        <w:rPr>
+          <w:lang w:val="zh_TW" w:bidi="zh_TW"/>
+        </w:rPr>
+        <w:t>2:28–35</w:t>
+      </w:r>
       <w:r>
         <w:rPr>
           <w:lang w:val="zh_TW" w:bidi="zh_TW"/>
         </w:rPr>
         <w:t>，</w:t>
       </w:r>
-      <w:hyperlink r:id="rId170">
-        <w:r>
-          <w:rPr>
-            <w:lang w:val="zh_TW" w:bidi="zh_TW"/>
-          </w:rPr>
-          <w:rPr>
-            <w:color w:val="0000EE"/>
-            <w:u w:val="single"/>
-          </w:rPr>
-          <w:t>11:15–16</w:t>
-        </w:r>
-      </w:hyperlink>
+      <w:r>
+        <w:rPr>
+          <w:lang w:val="zh_TW" w:bidi="zh_TW"/>
+        </w:rPr>
+        <w:t>11:15–16</w:t>
+      </w:r>
       <w:r>
         <w:rPr>
           <w:lang w:val="zh_TW" w:bidi="zh_TW"/>
         </w:rPr>
         <w:t>；</w:t>
       </w:r>
-      <w:hyperlink r:id="rId171">
-        <w:r>
-          <w:rPr>
-            <w:lang w:val="zh_TW" w:bidi="zh_TW"/>
-          </w:rPr>
-          <w:rPr>
-            <w:color w:val="0000EE"/>
-            <w:u w:val="single"/>
-          </w:rPr>
-          <w:t>代上2:16</w:t>
-        </w:r>
-      </w:hyperlink>
+      <w:r>
+        <w:rPr>
+          <w:lang w:val="zh_TW" w:bidi="zh_TW"/>
+        </w:rPr>
+        <w:t>代上2:16</w:t>
+      </w:r>
       <w:r>
         <w:rPr>
           <w:lang w:val="zh_TW" w:bidi="zh_TW"/>
         </w:rPr>
         <w:t>，</w:t>
       </w:r>
-      <w:hyperlink r:id="rId172">
-        <w:r>
-          <w:rPr>
-            <w:lang w:val="zh_TW" w:bidi="zh_TW"/>
-          </w:rPr>
-          <w:rPr>
-            <w:color w:val="0000EE"/>
-            <w:u w:val="single"/>
-          </w:rPr>
-          <w:t>11:6–8</w:t>
-        </w:r>
-      </w:hyperlink>
+      <w:r>
+        <w:rPr>
+          <w:lang w:val="zh_TW" w:bidi="zh_TW"/>
+        </w:rPr>
+        <w:t>11:6–8</w:t>
+      </w:r>
       <w:r>
         <w:rPr>
           <w:lang w:val="zh_TW" w:bidi="zh_TW"/>
         </w:rPr>
         <w:t>，</w:t>
       </w:r>
-      <w:hyperlink r:id="rId135">
-        <w:r>
-          <w:rPr>
-            <w:lang w:val="zh_TW" w:bidi="zh_TW"/>
-          </w:rPr>
-          <w:rPr>
-            <w:color w:val="0000EE"/>
-            <w:u w:val="single"/>
-          </w:rPr>
-          <w:t>18:15</w:t>
-        </w:r>
-      </w:hyperlink>
+      <w:r>
+        <w:rPr>
+          <w:lang w:val="zh_TW" w:bidi="zh_TW"/>
+        </w:rPr>
+        <w:t>18:15</w:t>
+      </w:r>
       <w:r>
         <w:rPr>
           <w:lang w:val="zh_TW" w:bidi="zh_TW"/>
         </w:rPr>
         <w:t>，</w:t>
       </w:r>
-      <w:hyperlink r:id="rId138">
-        <w:r>
-          <w:rPr>
-            <w:lang w:val="zh_TW" w:bidi="zh_TW"/>
-          </w:rPr>
-          <w:rPr>
-            <w:color w:val="0000EE"/>
-            <w:u w:val="single"/>
-          </w:rPr>
-          <w:t>19:8–15</w:t>
-        </w:r>
-      </w:hyperlink>
+      <w:r>
+        <w:rPr>
+          <w:lang w:val="zh_TW" w:bidi="zh_TW"/>
+        </w:rPr>
+        <w:t>19:8–15</w:t>
+      </w:r>
       <w:r>
         <w:rPr>
           <w:lang w:val="zh_TW" w:bidi="zh_TW"/>
         </w:rPr>
         <w:t>，</w:t>
       </w:r>
-      <w:hyperlink r:id="rId173">
-        <w:r>
-          <w:rPr>
-            <w:lang w:val="zh_TW" w:bidi="zh_TW"/>
-          </w:rPr>
-          <w:rPr>
-            <w:color w:val="0000EE"/>
-            <w:u w:val="single"/>
-          </w:rPr>
-          <w:t>20:1</w:t>
-        </w:r>
-      </w:hyperlink>
+      <w:r>
+        <w:rPr>
+          <w:lang w:val="zh_TW" w:bidi="zh_TW"/>
+        </w:rPr>
+        <w:t>20:1</w:t>
+      </w:r>
       <w:r>
         <w:rPr>
           <w:lang w:val="zh_TW" w:bidi="zh_TW"/>
         </w:rPr>
         <w:t>，</w:t>
       </w:r>
-      <w:hyperlink r:id="rId174">
-        <w:r>
-          <w:rPr>
-            <w:lang w:val="zh_TW" w:bidi="zh_TW"/>
-          </w:rPr>
-          <w:rPr>
-            <w:color w:val="0000EE"/>
-            <w:u w:val="single"/>
-          </w:rPr>
-          <w:t>21:2–6</w:t>
-        </w:r>
-      </w:hyperlink>
+      <w:r>
+        <w:rPr>
+          <w:lang w:val="zh_TW" w:bidi="zh_TW"/>
+        </w:rPr>
+        <w:t>21:2–6</w:t>
+      </w:r>
       <w:r>
         <w:rPr>
           <w:lang w:val="zh_TW" w:bidi="zh_TW"/>
         </w:rPr>
         <w:t>，</w:t>
       </w:r>
-      <w:hyperlink r:id="rId175">
-        <w:r>
-          <w:rPr>
-            <w:lang w:val="zh_TW" w:bidi="zh_TW"/>
-          </w:rPr>
-          <w:rPr>
-            <w:color w:val="0000EE"/>
-            <w:u w:val="single"/>
-          </w:rPr>
-          <w:t>26:28</w:t>
-        </w:r>
-      </w:hyperlink>
+      <w:r>
+        <w:rPr>
+          <w:lang w:val="zh_TW" w:bidi="zh_TW"/>
+        </w:rPr>
+        <w:t>26:28</w:t>
+      </w:r>
       <w:r>
         <w:rPr>
           <w:lang w:val="zh_TW" w:bidi="zh_TW"/>
         </w:rPr>
         <w:t>，</w:t>
       </w:r>
-      <w:hyperlink r:id="rId176">
-        <w:r>
-          <w:rPr>
-            <w:lang w:val="zh_TW" w:bidi="zh_TW"/>
-          </w:rPr>
-          <w:rPr>
-            <w:color w:val="0000EE"/>
-            <w:u w:val="single"/>
-          </w:rPr>
-          <w:t>27:24</w:t>
-        </w:r>
-      </w:hyperlink>
+      <w:r>
+        <w:rPr>
+          <w:lang w:val="zh_TW" w:bidi="zh_TW"/>
+        </w:rPr>
+        <w:t>27:24</w:t>
+      </w:r>
       <w:r>
         <w:rPr>
           <w:lang w:val="zh_TW" w:bidi="zh_TW"/>
         </w:rPr>
         <w:t>、</w:t>
       </w:r>
-      <w:hyperlink r:id="rId177">
-        <w:r>
-          <w:rPr>
-            <w:lang w:val="zh_TW" w:bidi="zh_TW"/>
-          </w:rPr>
-          <w:rPr>
-            <w:color w:val="0000EE"/>
-            <w:u w:val="single"/>
-          </w:rPr>
-          <w:t>34</w:t>
-        </w:r>
-      </w:hyperlink>
+      <w:r>
+        <w:rPr>
+          <w:lang w:val="zh_TW" w:bidi="zh_TW"/>
+        </w:rPr>
+        <w:t>34</w:t>
+      </w:r>
       <w:r>
         <w:rPr>
           <w:lang w:val="zh_TW" w:bidi="zh_TW"/>
         </w:rPr>
         <w:t>；</w:t>
       </w:r>
-      <w:hyperlink r:id="rId178">
-        <w:r>
-          <w:rPr>
-            <w:lang w:val="zh_TW" w:bidi="zh_TW"/>
-          </w:rPr>
-          <w:rPr>
-            <w:color w:val="0000EE"/>
-            <w:u w:val="single"/>
-          </w:rPr>
-          <w:t>詩60:1–12</w:t>
-        </w:r>
-      </w:hyperlink>
+      <w:r>
+        <w:rPr>
+          <w:lang w:val="zh_TW" w:bidi="zh_TW"/>
+        </w:rPr>
+        <w:t>詩60:1–12</w:t>
+      </w:r>
       <w:r>
         <w:rPr>
           <w:lang w:val="zh_TW" w:bidi="zh_TW"/>
